--- a/public/templates/guarantee_letter_tpl.docx
+++ b/public/templates/guarantee_letter_tpl.docx
@@ -1,6 +1,6 @@
 
 <file path=word/document.xml><?xml version="1.0" encoding="utf-8"?>
-<w:document xmlns:wpc="http://schemas.microsoft.com/office/word/2010/wordprocessingCanvas" xmlns:mc="http://schemas.openxmlformats.org/markup-compatibility/2006" xmlns:o="urn:schemas-microsoft-com:office:office" xmlns:r="http://schemas.openxmlformats.org/officeDocument/2006/relationships" xmlns:m="http://schemas.openxmlformats.org/officeDocument/2006/math" xmlns:v="urn:schemas-microsoft-com:vml" xmlns:wp14="http://schemas.microsoft.com/office/word/2010/wordprocessingDrawing" xmlns:wp="http://schemas.openxmlformats.org/drawingml/2006/wordprocessingDrawing" xmlns:w10="urn:schemas-microsoft-com:office:word" xmlns:w="http://schemas.openxmlformats.org/wordprocessingml/2006/main" xmlns:w14="http://schemas.microsoft.com/office/word/2010/wordml" xmlns:w15="http://schemas.microsoft.com/office/word/2012/wordml" xmlns:wpg="http://schemas.microsoft.com/office/word/2010/wordprocessingGroup" xmlns:wpi="http://schemas.microsoft.com/office/word/2010/wordprocessingInk" xmlns:wne="http://schemas.microsoft.com/office/word/2006/wordml" xmlns:wps="http://schemas.microsoft.com/office/word/2010/wordprocessingShape" mc:Ignorable="w14 w15 wp14">
+<w:document xmlns:wpc="http://schemas.microsoft.com/office/word/2010/wordprocessingCanvas" xmlns:cx="http://schemas.microsoft.com/office/drawing/2014/chartex" xmlns:cx1="http://schemas.microsoft.com/office/drawing/2015/9/8/chartex" xmlns:cx2="http://schemas.microsoft.com/office/drawing/2015/10/21/chartex" xmlns:cx3="http://schemas.microsoft.com/office/drawing/2016/5/9/chartex" xmlns:cx4="http://schemas.microsoft.com/office/drawing/2016/5/10/chartex" xmlns:cx5="http://schemas.microsoft.com/office/drawing/2016/5/11/chartex" xmlns:cx6="http://schemas.microsoft.com/office/drawing/2016/5/12/chartex" xmlns:cx7="http://schemas.microsoft.com/office/drawing/2016/5/13/chartex" xmlns:cx8="http://schemas.microsoft.com/office/drawing/2016/5/14/chartex" xmlns:mc="http://schemas.openxmlformats.org/markup-compatibility/2006" xmlns:aink="http://schemas.microsoft.com/office/drawing/2016/ink" xmlns:am3d="http://schemas.microsoft.com/office/drawing/2017/model3d" xmlns:o="urn:schemas-microsoft-com:office:office" xmlns:oel="http://schemas.microsoft.com/office/2019/extlst" xmlns:r="http://schemas.openxmlformats.org/officeDocument/2006/relationships" xmlns:m="http://schemas.openxmlformats.org/officeDocument/2006/math" xmlns:v="urn:schemas-microsoft-com:vml" xmlns:wp14="http://schemas.microsoft.com/office/word/2010/wordprocessingDrawing" xmlns:wp="http://schemas.openxmlformats.org/drawingml/2006/wordprocessingDrawing" xmlns:w10="urn:schemas-microsoft-com:office:word" xmlns:w="http://schemas.openxmlformats.org/wordprocessingml/2006/main" xmlns:w14="http://schemas.microsoft.com/office/word/2010/wordml" xmlns:w15="http://schemas.microsoft.com/office/word/2012/wordml" xmlns:w16cex="http://schemas.microsoft.com/office/word/2018/wordml/cex" xmlns:w16cid="http://schemas.microsoft.com/office/word/2016/wordml/cid" xmlns:w16="http://schemas.microsoft.com/office/word/2018/wordml" xmlns:w16du="http://schemas.microsoft.com/office/word/2023/wordml/word16du" xmlns:w16sdtdh="http://schemas.microsoft.com/office/word/2020/wordml/sdtdatahash" xmlns:w16sdtfl="http://schemas.microsoft.com/office/word/2024/wordml/sdtformatlock" xmlns:w16se="http://schemas.microsoft.com/office/word/2015/wordml/symex" xmlns:wpg="http://schemas.microsoft.com/office/word/2010/wordprocessingGroup" xmlns:wpi="http://schemas.microsoft.com/office/word/2010/wordprocessingInk" xmlns:wne="http://schemas.microsoft.com/office/word/2006/wordml" xmlns:wps="http://schemas.microsoft.com/office/word/2010/wordprocessingShape" mc:Ignorable="w14 w15 w16se w16cid w16 w16cex w16sdtdh w16sdtfl w16du wp14">
   <w:body>
     <w:p>
       <w:pPr>
@@ -21,409 +21,17 @@
           <w:rFonts w:ascii="Calibri Light" w:hAnsi="Calibri Light" w:cs="Calibri Light"/>
           <w:b/>
           <w:bCs/>
-          <w:sz w:val="44"/>
-          <w:szCs w:val="44"/>
-          <w:u w:val="single"/>
-          <w:lang w:bidi="ar-EG"/>
-        </w:rPr>
-        <w:t>GUARANTEE LETTER</w:t>
-      </w:r>
-    </w:p>
-    <w:p>
-      <w:pPr>
-        <w:bidi w:val="0"/>
-        <w:jc w:val="center"/>
-        <w:rPr>
-          <w:rFonts w:ascii="Calibri Light" w:hAnsi="Calibri Light" w:cs="Calibri Light"/>
-          <w:b/>
-          <w:bCs/>
-          <w:lang w:bidi="ar-EG"/>
-        </w:rPr>
-      </w:pPr>
-      <w:r>
-        <w:rPr>
-          <w:rFonts w:ascii="Calibri Light" w:hAnsi="Calibri Light" w:cs="Calibri Light"/>
-          <w:b/>
-          <w:bCs/>
-          <w:lang w:bidi="ar-EG"/>
-        </w:rPr>
-        <w:t>To: {to}</w:t>
-      </w:r>
-    </w:p>
-    <w:p>
-      <w:pPr>
-        <w:bidi w:val="0"/>
-        <w:jc w:val="center"/>
-        <w:rPr>
-          <w:rFonts w:ascii="Calibri Light" w:hAnsi="Calibri Light" w:cs="Calibri Light"/>
-          <w:b/>
-          <w:bCs/>
-          <w:lang w:bidi="ar-EG"/>
-        </w:rPr>
-      </w:pPr>
-      <w:r>
-        <w:rPr>
-          <w:rFonts w:ascii="Calibri Light" w:hAnsi="Calibri Light" w:cs="Calibri Light"/>
-          <w:b/>
-          <w:bCs/>
-          <w:lang w:bidi="ar-EG"/>
-        </w:rPr>
-        <w:t>From: Egypt Top Light Travel</w:t>
-      </w:r>
-    </w:p>
-    <w:p>
-      <w:pPr>
-        <w:bidi w:val="0"/>
-        <w:jc w:val="center"/>
-        <w:rPr>
-          <w:rFonts w:ascii="Calibri Light" w:hAnsi="Calibri Light" w:cs="Calibri Light"/>
-          <w:b/>
-          <w:bCs/>
-          <w:lang w:bidi="ar-EG"/>
-        </w:rPr>
-      </w:pPr>
-      <w:r>
-        <w:rPr>
-          <w:rFonts w:ascii="Calibri Light" w:hAnsi="Calibri Light" w:cs="Calibri Light"/>
-          <w:b/>
-          <w:bCs/>
-          <w:lang w:bidi="ar-EG"/>
-        </w:rPr>
-        <w:t>Date: {today}</w:t>
-      </w:r>
-      <w:r>
-        <w:rPr>
-          <w:rFonts w:ascii="Calibri Light" w:hAnsi="Calibri Light" w:cs="Calibri Light"/>
-          <w:b/>
-          <w:bCs/>
-          <w:lang w:bidi="ar-EG"/>
-        </w:rPr>
-      </w:r>
-      <w:r>
-        <w:rPr>
-          <w:rFonts w:ascii="Calibri Light" w:hAnsi="Calibri Light" w:cs="Calibri Light"/>
-          <w:b/>
-          <w:bCs/>
-          <w:lang w:bidi="ar-EG"/>
-        </w:rPr>
-      </w:r>
-      <w:r>
-        <w:rPr>
-          <w:rFonts w:ascii="Calibri Light" w:hAnsi="Calibri Light" w:cs="Calibri Light"/>
-          <w:b/>
-          <w:bCs/>
-          <w:lang w:bidi="ar-EG"/>
-        </w:rPr>
-      </w:r>
-      <w:r>
-        <w:rPr>
-          <w:rFonts w:ascii="Calibri Light" w:hAnsi="Calibri Light" w:cs="Calibri Light"/>
-          <w:b/>
-          <w:bCs/>
-          <w:noProof/>
-          <w:lang w:bidi="ar-EG"/>
-        </w:rPr>
-      </w:r>
-      <w:r>
-        <w:rPr>
-          <w:rFonts w:ascii="Calibri Light" w:hAnsi="Calibri Light" w:cs="Calibri Light"/>
-          <w:b/>
-          <w:bCs/>
-          <w:lang w:bidi="ar-EG"/>
-        </w:rPr>
-      </w:r>
-    </w:p>
-    <w:p>
-      <w:pPr>
-        <w:bidi w:val="0"/>
-        <w:rPr>
-          <w:rFonts w:ascii="Calibri Light" w:hAnsi="Calibri Light" w:cs="Calibri Light"/>
-          <w:lang w:bidi="ar-EG"/>
-        </w:rPr>
-      </w:pPr>
-    </w:p>
-    <w:p>
-      <w:pPr>
-        <w:bidi w:val="0"/>
-        <w:rPr>
-          <w:rFonts w:ascii="Calibri Light" w:hAnsi="Calibri Light" w:cs="Calibri Light"/>
-          <w:lang w:val="en-GB"/>
-        </w:rPr>
-      </w:pPr>
-      <w:r>
-        <w:rPr>
-          <w:rFonts w:ascii="Calibri Light" w:hAnsi="Calibri Light" w:cs="Calibri Light"/>
-          <w:lang w:val="en-GB"/>
-        </w:rPr>
-        <w:t>We Egypt Top Light Travel guarantee that our agent is fully responsible for all arrangements and expenses related to the {pax} Client (as per below name list) and below mentioned Details.  Including the visa arrangement upon arrival at airport through our representative, hotel accommodation, transportations guiding and meals.</w:t>
-      </w:r>
-    </w:p>
-    <w:p>
-      <w:pPr>
-        <w:tabs>
-          <w:tab w:val="right" w:pos="8640"/>
-        </w:tabs>
-        <w:bidi w:val="0"/>
-        <w:ind w:right="1613"/>
-        <w:rPr>
-          <w:rFonts w:ascii="Calibri Light" w:hAnsi="Calibri Light" w:cs="Calibri Light"/>
-          <w:b/>
-          <w:bCs/>
-        </w:rPr>
-      </w:pPr>
-      <w:r>
-        <w:rPr>
-          <w:rFonts w:ascii="Calibri Light" w:hAnsi="Calibri Light" w:cs="Calibri Light"/>
-          <w:b/>
-          <w:bCs/>
-        </w:rPr>
-        <w:t>Arrival Date: {arr_date}</w:t>
-      </w:r>
-      <w:r>
-        <w:rPr>
-          <w:rFonts w:ascii="Calibri Light" w:hAnsi="Calibri Light" w:cs="Calibri Light"/>
-          <w:b/>
-          <w:bCs/>
-        </w:rPr>
-        <w:tab/>
-        <w:t>Departure Date: {dep_date}</w:t>
-      </w:r>
-    </w:p>
-    <w:p>
-      <w:pPr>
-        <w:tabs>
-          <w:tab w:val="right" w:pos="8640"/>
-        </w:tabs>
-        <w:bidi w:val="0"/>
-        <w:ind w:right="1613"/>
-        <w:rPr>
-          <w:rFonts w:ascii="Calibri Light" w:hAnsi="Calibri Light" w:cs="Calibri Light"/>
-          <w:b/>
-          <w:bCs/>
-        </w:rPr>
-      </w:pPr>
-      <w:r>
-        <w:rPr>
-          <w:rFonts w:ascii="Calibri Light" w:hAnsi="Calibri Light" w:cs="Calibri Light"/>
-          <w:b/>
-          <w:bCs/>
-        </w:rPr>
-        <w:t>Arrival Flight Number: {arr_flight}</w:t>
-      </w:r>
-      <w:r>
-        <w:rPr>
-          <w:rFonts w:ascii="Calibri Light" w:hAnsi="Calibri Light" w:cs="Calibri Light"/>
-          <w:b/>
-          <w:bCs/>
-        </w:rPr>
-        <w:tab/>
-        <w:t>Departure Flight Number: {dep_flight}</w:t>
-      </w:r>
-    </w:p>
-    <w:p>
-      <w:pPr>
-        <w:tabs>
-          <w:tab w:val="right" w:pos="8640"/>
-        </w:tabs>
-        <w:bidi w:val="0"/>
-        <w:ind w:right="1613"/>
-        <w:rPr>
-          <w:rFonts w:ascii="Calibri Light" w:hAnsi="Calibri Light" w:cs="Calibri Light"/>
-          <w:lang w:val="en-GB"/>
-        </w:rPr>
-      </w:pPr>
-      <w:r>
-        <w:rPr>
-          <w:rFonts w:ascii="Calibri Light" w:hAnsi="Calibri Light" w:cs="Calibri Light"/>
-          <w:b/>
-          <w:bCs/>
-        </w:rPr>
-        <w:t>Arrival Flight Time: {arr_time}</w:t>
-      </w:r>
-      <w:r>
-        <w:rPr>
-          <w:rFonts w:ascii="Calibri Light" w:hAnsi="Calibri Light" w:cs="Calibri Light"/>
-          <w:b/>
-          <w:bCs/>
-        </w:rPr>
-        <w:tab/>
-        <w:t>Departure Flight Time: {dep_time}</w:t>
-      </w:r>
-    </w:p>
-    <w:tbl>
-      <w:tblPr>
-        <w:tblW w:type="auto" w:w="0"/>
-        <w:tblLook w:firstColumn="1" w:firstRow="1" w:lastColumn="0" w:lastRow="0" w:noHBand="0" w:noVBand="1" w:val="04A0"/>
-        <w:tblBorders>
-          <w:top w:val="single" w:sz="6" w:color="000000"/>
-          <w:left w:val="single" w:sz="6" w:color="000000"/>
-          <w:bottom w:val="single" w:sz="6" w:color="000000"/>
-          <w:right w:val="single" w:sz="6" w:color="000000"/>
-          <w:insideH w:val="single" w:sz="6" w:color="000000"/>
-          <w:insideV w:val="single" w:sz="6" w:color="000000"/>
-        </w:tblBorders>
-      </w:tblPr>
-      <w:tblGrid>
-        <w:gridCol w:w="1709"/>
-        <w:gridCol w:w="1709"/>
-        <w:gridCol w:w="1709"/>
-        <w:gridCol w:w="1709"/>
-        <w:gridCol w:w="1709"/>
-        <w:gridCol w:w="1709"/>
-      </w:tblGrid>
-      <w:tr>
-        <w:tc>
-          <w:tcPr>
-            <w:tcW w:type="dxa" w:w="1709"/>
-          </w:tcPr>
-          <w:p>
-            <w:r>
-              <w:t>Guest Number</w:t>
-            </w:r>
-          </w:p>
-        </w:tc>
-        <w:tc>
-          <w:tcPr>
-            <w:tcW w:type="dxa" w:w="1709"/>
-          </w:tcPr>
-          <w:p>
-            <w:r>
-              <w:t>Name</w:t>
-            </w:r>
-          </w:p>
-        </w:tc>
-        <w:tc>
-          <w:tcPr>
-            <w:tcW w:type="dxa" w:w="1709"/>
-          </w:tcPr>
-          <w:p>
-            <w:r>
-              <w:t>Date of Birth</w:t>
-            </w:r>
-          </w:p>
-        </w:tc>
-        <w:tc>
-          <w:tcPr>
-            <w:tcW w:type="dxa" w:w="1709"/>
-          </w:tcPr>
-          <w:p>
-            <w:r>
-              <w:t>Passport Number</w:t>
-            </w:r>
-          </w:p>
-        </w:tc>
-        <w:tc>
-          <w:tcPr>
-            <w:tcW w:type="dxa" w:w="1709"/>
-          </w:tcPr>
-          <w:p>
-            <w:r>
-              <w:t>Passport Expiry</w:t>
-            </w:r>
-          </w:p>
-        </w:tc>
-        <w:tc>
-          <w:tcPr>
-            <w:tcW w:type="dxa" w:w="1709"/>
-          </w:tcPr>
-          <w:p>
-            <w:r>
-              <w:t>Booking Reference</w:t>
-            </w:r>
-          </w:p>
-        </w:tc>
-      </w:tr>
-      <w:tr>
-        <w:tc>
-          <w:tcPr>
-            <w:tcW w:type="dxa" w:w="1709"/>
-          </w:tcPr>
-          <w:p>
-            <w:r>
-              <w:t>{#guests}{num}</w:t>
-            </w:r>
-          </w:p>
-        </w:tc>
-        <w:tc>
-          <w:tcPr>
-            <w:tcW w:type="dxa" w:w="1709"/>
-          </w:tcPr>
-          <w:p>
-            <w:r>
-              <w:t>{name}</w:t>
-            </w:r>
-          </w:p>
-        </w:tc>
-        <w:tc>
-          <w:tcPr>
-            <w:tcW w:type="dxa" w:w="1709"/>
-          </w:tcPr>
-          <w:p>
-            <w:r>
-              <w:t>{dob}</w:t>
-            </w:r>
-          </w:p>
-        </w:tc>
-        <w:tc>
-          <w:tcPr>
-            <w:tcW w:type="dxa" w:w="1709"/>
-          </w:tcPr>
-          <w:p>
-            <w:r>
-              <w:t>{passport}</w:t>
-            </w:r>
-          </w:p>
-        </w:tc>
-        <w:tc>
-          <w:tcPr>
-            <w:tcW w:type="dxa" w:w="1709"/>
-          </w:tcPr>
-          <w:p>
-            <w:r>
-              <w:t>{expiry}</w:t>
-            </w:r>
-          </w:p>
-        </w:tc>
-        <w:tc>
-          <w:tcPr>
-            <w:tcW w:type="dxa" w:w="1709"/>
-          </w:tcPr>
-          <w:p>
-            <w:r>
-              <w:t>{booking}{/guests}</w:t>
-            </w:r>
-          </w:p>
-        </w:tc>
-      </w:tr>
-    </w:tbl>
-    <w:p>
-      <w:pPr>
-        <w:tabs>
-          <w:tab w:val="right" w:pos="8640"/>
-        </w:tabs>
-        <w:bidi w:val="0"/>
-        <w:ind w:right="1613"/>
-        <w:rPr>
-          <w:rFonts w:ascii="Calibri Light" w:hAnsi="Calibri Light" w:cs="Calibri Light"/>
-          <w:lang w:val="en-GB"/>
-        </w:rPr>
-      </w:pPr>
-      <w:r>
-        <w:rPr>
-          <w:rFonts w:ascii="Calibri Light" w:hAnsi="Calibri Light" w:cs="Calibri Light"/>
-          <w:b/>
-          <w:bCs/>
           <w:noProof/>
           <w:color w:val="000000"/>
         </w:rPr>
         <w:drawing>
-          <wp:anchor distT="0" distB="0" distL="114300" distR="114300" simplePos="0" relativeHeight="251657728" behindDoc="1" locked="0" layoutInCell="1" allowOverlap="1" wp14:anchorId="08A26F85" wp14:editId="5A9CECD9">
+          <wp:anchor distT="0" distB="0" distL="114300" distR="114300" simplePos="0" relativeHeight="251657728" behindDoc="1" locked="0" layoutInCell="1" allowOverlap="1" wp14:anchorId="08A26F85" wp14:editId="3FAE29BD">
             <wp:simplePos x="0" y="0"/>
             <wp:positionH relativeFrom="column">
-              <wp:posOffset>-381635</wp:posOffset>
+              <wp:posOffset>-311785</wp:posOffset>
             </wp:positionH>
             <wp:positionV relativeFrom="paragraph">
-              <wp:posOffset>255905</wp:posOffset>
+              <wp:posOffset>10160</wp:posOffset>
             </wp:positionV>
             <wp:extent cx="2094865" cy="953135"/>
             <wp:effectExtent l="0" t="0" r="635" b="0"/>
@@ -479,6 +87,375 @@
           </wp:anchor>
         </w:drawing>
       </w:r>
+      <w:r>
+        <w:rPr>
+          <w:rFonts w:ascii="Calibri Light" w:hAnsi="Calibri Light" w:cs="Calibri Light"/>
+          <w:b/>
+          <w:bCs/>
+          <w:sz w:val="44"/>
+          <w:szCs w:val="44"/>
+          <w:u w:val="single"/>
+          <w:lang w:bidi="ar-EG"/>
+        </w:rPr>
+        <w:t>GUARANTEE LETTER</w:t>
+      </w:r>
+    </w:p>
+    <w:p>
+      <w:pPr>
+        <w:bidi w:val="0"/>
+        <w:jc w:val="center"/>
+        <w:rPr>
+          <w:rFonts w:ascii="Calibri Light" w:hAnsi="Calibri Light" w:cs="Calibri Light"/>
+          <w:b/>
+          <w:bCs/>
+          <w:lang w:bidi="ar-EG"/>
+        </w:rPr>
+      </w:pPr>
+      <w:r>
+        <w:rPr>
+          <w:rFonts w:ascii="Calibri Light" w:hAnsi="Calibri Light" w:cs="Calibri Light"/>
+          <w:b/>
+          <w:bCs/>
+          <w:lang w:bidi="ar-EG"/>
+        </w:rPr>
+        <w:t>To: {to}</w:t>
+      </w:r>
+    </w:p>
+    <w:p>
+      <w:pPr>
+        <w:bidi w:val="0"/>
+        <w:jc w:val="center"/>
+        <w:rPr>
+          <w:rFonts w:ascii="Calibri Light" w:hAnsi="Calibri Light" w:cs="Calibri Light"/>
+          <w:b/>
+          <w:bCs/>
+          <w:lang w:bidi="ar-EG"/>
+        </w:rPr>
+      </w:pPr>
+      <w:r>
+        <w:rPr>
+          <w:rFonts w:ascii="Calibri Light" w:hAnsi="Calibri Light" w:cs="Calibri Light"/>
+          <w:b/>
+          <w:bCs/>
+          <w:lang w:bidi="ar-EG"/>
+        </w:rPr>
+        <w:t>From: Egypt Top Light Travel</w:t>
+      </w:r>
+    </w:p>
+    <w:p>
+      <w:pPr>
+        <w:bidi w:val="0"/>
+        <w:jc w:val="center"/>
+        <w:rPr>
+          <w:rFonts w:ascii="Calibri Light" w:hAnsi="Calibri Light" w:cs="Calibri Light"/>
+          <w:b/>
+          <w:bCs/>
+          <w:lang w:bidi="ar-EG"/>
+        </w:rPr>
+      </w:pPr>
+      <w:r>
+        <w:rPr>
+          <w:rFonts w:ascii="Calibri Light" w:hAnsi="Calibri Light" w:cs="Calibri Light"/>
+          <w:b/>
+          <w:bCs/>
+          <w:lang w:bidi="ar-EG"/>
+        </w:rPr>
+        <w:t>Date: {today}</w:t>
+      </w:r>
+    </w:p>
+    <w:p>
+      <w:pPr>
+        <w:bidi w:val="0"/>
+        <w:rPr>
+          <w:rFonts w:ascii="Calibri Light" w:hAnsi="Calibri Light" w:cs="Calibri Light"/>
+          <w:lang w:bidi="ar-EG"/>
+        </w:rPr>
+      </w:pPr>
+    </w:p>
+    <w:p>
+      <w:pPr>
+        <w:bidi w:val="0"/>
+        <w:rPr>
+          <w:rFonts w:ascii="Calibri Light" w:hAnsi="Calibri Light" w:cs="Calibri Light"/>
+          <w:lang w:val="en-GB"/>
+        </w:rPr>
+      </w:pPr>
+      <w:r>
+        <w:rPr>
+          <w:rFonts w:ascii="Calibri Light" w:hAnsi="Calibri Light" w:cs="Calibri Light"/>
+          <w:lang w:val="en-GB"/>
+        </w:rPr>
+        <w:t>We Egypt Top Light Travel guarantee that our agent is fully responsible for all arrangements and expenses related to the {pax} Client (as per below name list) and below mentioned Details.  Including the visa arrangement upon arrival at airport through our representative, hotel accommodation, transportations guiding and meals.</w:t>
+      </w:r>
+    </w:p>
+    <w:p>
+      <w:pPr>
+        <w:tabs>
+          <w:tab w:val="right" w:pos="8640"/>
+        </w:tabs>
+        <w:bidi w:val="0"/>
+        <w:ind w:right="1613"/>
+        <w:rPr>
+          <w:rFonts w:ascii="Calibri Light" w:hAnsi="Calibri Light" w:cs="Calibri Light"/>
+          <w:b/>
+          <w:bCs/>
+        </w:rPr>
+      </w:pPr>
+      <w:r>
+        <w:rPr>
+          <w:rFonts w:ascii="Calibri Light" w:hAnsi="Calibri Light" w:cs="Calibri Light"/>
+          <w:b/>
+          <w:bCs/>
+        </w:rPr>
+        <w:t>Arrival Date: {arr_date}</w:t>
+      </w:r>
+      <w:r>
+        <w:rPr>
+          <w:rFonts w:ascii="Calibri Light" w:hAnsi="Calibri Light" w:cs="Calibri Light"/>
+          <w:b/>
+          <w:bCs/>
+        </w:rPr>
+        <w:tab/>
+        <w:t>Departure Date: {dep_date}</w:t>
+      </w:r>
+    </w:p>
+    <w:p>
+      <w:pPr>
+        <w:tabs>
+          <w:tab w:val="right" w:pos="8640"/>
+        </w:tabs>
+        <w:bidi w:val="0"/>
+        <w:ind w:right="1613"/>
+        <w:rPr>
+          <w:rFonts w:ascii="Calibri Light" w:hAnsi="Calibri Light" w:cs="Calibri Light"/>
+          <w:b/>
+          <w:bCs/>
+        </w:rPr>
+      </w:pPr>
+      <w:r>
+        <w:rPr>
+          <w:rFonts w:ascii="Calibri Light" w:hAnsi="Calibri Light" w:cs="Calibri Light"/>
+          <w:b/>
+          <w:bCs/>
+        </w:rPr>
+        <w:t>Arrival Flight Number: {</w:t>
+      </w:r>
+      <w:proofErr w:type="spellStart"/>
+      <w:r>
+        <w:rPr>
+          <w:rFonts w:ascii="Calibri Light" w:hAnsi="Calibri Light" w:cs="Calibri Light"/>
+          <w:b/>
+          <w:bCs/>
+        </w:rPr>
+        <w:t>arr_flight</w:t>
+      </w:r>
+      <w:proofErr w:type="spellEnd"/>
+      <w:r>
+        <w:rPr>
+          <w:rFonts w:ascii="Calibri Light" w:hAnsi="Calibri Light" w:cs="Calibri Light"/>
+          <w:b/>
+          <w:bCs/>
+        </w:rPr>
+        <w:t>}</w:t>
+      </w:r>
+      <w:r>
+        <w:rPr>
+          <w:rFonts w:ascii="Calibri Light" w:hAnsi="Calibri Light" w:cs="Calibri Light"/>
+          <w:b/>
+          <w:bCs/>
+        </w:rPr>
+        <w:tab/>
+        <w:t>Departure Flight Number: {dep_flight}</w:t>
+      </w:r>
+    </w:p>
+    <w:p>
+      <w:pPr>
+        <w:tabs>
+          <w:tab w:val="right" w:pos="8640"/>
+        </w:tabs>
+        <w:bidi w:val="0"/>
+        <w:ind w:right="1613"/>
+        <w:rPr>
+          <w:rFonts w:ascii="Calibri Light" w:hAnsi="Calibri Light" w:cs="Calibri Light"/>
+          <w:lang w:val="en-GB"/>
+        </w:rPr>
+      </w:pPr>
+      <w:r>
+        <w:rPr>
+          <w:rFonts w:ascii="Calibri Light" w:hAnsi="Calibri Light" w:cs="Calibri Light"/>
+          <w:b/>
+          <w:bCs/>
+        </w:rPr>
+        <w:t>Arrival Flight Time: {arr_time}</w:t>
+      </w:r>
+      <w:r>
+        <w:rPr>
+          <w:rFonts w:ascii="Calibri Light" w:hAnsi="Calibri Light" w:cs="Calibri Light"/>
+          <w:b/>
+          <w:bCs/>
+        </w:rPr>
+        <w:tab/>
+        <w:t>Departure Flight Time: {dep_time}</w:t>
+      </w:r>
+    </w:p>
+    <w:tbl>
+      <w:tblPr>
+        <w:tblW w:w="0" w:type="auto"/>
+        <w:tblBorders>
+          <w:top w:val="single" w:sz="6" w:space="0" w:color="000000"/>
+          <w:left w:val="single" w:sz="6" w:space="0" w:color="000000"/>
+          <w:bottom w:val="single" w:sz="6" w:space="0" w:color="000000"/>
+          <w:right w:val="single" w:sz="6" w:space="0" w:color="000000"/>
+          <w:insideH w:val="single" w:sz="6" w:space="0" w:color="000000"/>
+          <w:insideV w:val="single" w:sz="6" w:space="0" w:color="000000"/>
+        </w:tblBorders>
+        <w:tblLook w:val="04A0" w:firstRow="1" w:lastRow="0" w:firstColumn="1" w:lastColumn="0" w:noHBand="0" w:noVBand="1"/>
+      </w:tblPr>
+      <w:tblGrid>
+        <w:gridCol w:w="1824"/>
+        <w:gridCol w:w="1560"/>
+        <w:gridCol w:w="1528"/>
+        <w:gridCol w:w="1616"/>
+        <w:gridCol w:w="1578"/>
+        <w:gridCol w:w="2131"/>
+      </w:tblGrid>
+      <w:tr>
+        <w:tc>
+          <w:tcPr>
+            <w:tcW w:w="1709" w:type="dxa"/>
+          </w:tcPr>
+          <w:p>
+            <w:r>
+              <w:t>Guest Number</w:t>
+            </w:r>
+          </w:p>
+        </w:tc>
+        <w:tc>
+          <w:tcPr>
+            <w:tcW w:w="1709" w:type="dxa"/>
+          </w:tcPr>
+          <w:p>
+            <w:r>
+              <w:t>Name</w:t>
+            </w:r>
+          </w:p>
+        </w:tc>
+        <w:tc>
+          <w:tcPr>
+            <w:tcW w:w="1709" w:type="dxa"/>
+          </w:tcPr>
+          <w:p>
+            <w:r>
+              <w:t>Date of Birth</w:t>
+            </w:r>
+          </w:p>
+        </w:tc>
+        <w:tc>
+          <w:tcPr>
+            <w:tcW w:w="1709" w:type="dxa"/>
+          </w:tcPr>
+          <w:p>
+            <w:r>
+              <w:t>Passport Number</w:t>
+            </w:r>
+          </w:p>
+        </w:tc>
+        <w:tc>
+          <w:tcPr>
+            <w:tcW w:w="1709" w:type="dxa"/>
+          </w:tcPr>
+          <w:p>
+            <w:r>
+              <w:t>Passport Expiry</w:t>
+            </w:r>
+          </w:p>
+        </w:tc>
+        <w:tc>
+          <w:tcPr>
+            <w:tcW w:w="1709" w:type="dxa"/>
+          </w:tcPr>
+          <w:p>
+            <w:r>
+              <w:t>Booking Reference</w:t>
+            </w:r>
+          </w:p>
+        </w:tc>
+      </w:tr>
+      <w:tr>
+        <w:tc>
+          <w:tcPr>
+            <w:tcW w:w="1709" w:type="dxa"/>
+          </w:tcPr>
+          <w:p>
+            <w:r>
+              <w:t>{#guests}{num}</w:t>
+            </w:r>
+          </w:p>
+        </w:tc>
+        <w:tc>
+          <w:tcPr>
+            <w:tcW w:w="1709" w:type="dxa"/>
+          </w:tcPr>
+          <w:p>
+            <w:r>
+              <w:t>{name}</w:t>
+            </w:r>
+          </w:p>
+        </w:tc>
+        <w:tc>
+          <w:tcPr>
+            <w:tcW w:w="1709" w:type="dxa"/>
+          </w:tcPr>
+          <w:p>
+            <w:r>
+              <w:t>{dob}</w:t>
+            </w:r>
+          </w:p>
+        </w:tc>
+        <w:tc>
+          <w:tcPr>
+            <w:tcW w:w="1709" w:type="dxa"/>
+          </w:tcPr>
+          <w:p>
+            <w:r>
+              <w:t>{passport}</w:t>
+            </w:r>
+          </w:p>
+        </w:tc>
+        <w:tc>
+          <w:tcPr>
+            <w:tcW w:w="1709" w:type="dxa"/>
+          </w:tcPr>
+          <w:p>
+            <w:r>
+              <w:t>{expiry}</w:t>
+            </w:r>
+          </w:p>
+        </w:tc>
+        <w:tc>
+          <w:tcPr>
+            <w:tcW w:w="1709" w:type="dxa"/>
+          </w:tcPr>
+          <w:p>
+            <w:r>
+              <w:t>{booking}{/guests}</w:t>
+            </w:r>
+          </w:p>
+        </w:tc>
+      </w:tr>
+    </w:tbl>
+    <w:p>
+      <w:pPr>
+        <w:tabs>
+          <w:tab w:val="right" w:pos="8640"/>
+        </w:tabs>
+        <w:bidi w:val="0"/>
+        <w:ind w:right="1613"/>
+        <w:rPr>
+          <w:rFonts w:ascii="Calibri Light" w:hAnsi="Calibri Light" w:cs="Calibri Light"/>
+          <w:lang w:val="en-GB"/>
+        </w:rPr>
+      </w:pPr>
     </w:p>
     <w:p>
       <w:pPr>
@@ -511,8 +488,6 @@
         </w:rPr>
         <w:t xml:space="preserve">Best Regards </w:t>
       </w:r>
-      <w:bookmarkStart w:id="0" w:name="_GoBack"/>
-      <w:bookmarkEnd w:id="0"/>
     </w:p>
     <w:p>
       <w:pPr>
@@ -589,7 +564,7 @@
 </file>
 
 <file path=word/endnotes.xml><?xml version="1.0" encoding="utf-8"?>
-<w:endnotes xmlns:wpc="http://schemas.microsoft.com/office/word/2010/wordprocessingCanvas" xmlns:mc="http://schemas.openxmlformats.org/markup-compatibility/2006" xmlns:o="urn:schemas-microsoft-com:office:office" xmlns:r="http://schemas.openxmlformats.org/officeDocument/2006/relationships" xmlns:m="http://schemas.openxmlformats.org/officeDocument/2006/math" xmlns:v="urn:schemas-microsoft-com:vml" xmlns:wp14="http://schemas.microsoft.com/office/word/2010/wordprocessingDrawing" xmlns:wp="http://schemas.openxmlformats.org/drawingml/2006/wordprocessingDrawing" xmlns:w10="urn:schemas-microsoft-com:office:word" xmlns:w="http://schemas.openxmlformats.org/wordprocessingml/2006/main" xmlns:w14="http://schemas.microsoft.com/office/word/2010/wordml" xmlns:w15="http://schemas.microsoft.com/office/word/2012/wordml" xmlns:wpg="http://schemas.microsoft.com/office/word/2010/wordprocessingGroup" xmlns:wpi="http://schemas.microsoft.com/office/word/2010/wordprocessingInk" xmlns:wne="http://schemas.microsoft.com/office/word/2006/wordml" xmlns:wps="http://schemas.microsoft.com/office/word/2010/wordprocessingShape" mc:Ignorable="w14 w15 wp14">
+<w:endnotes xmlns:wpc="http://schemas.microsoft.com/office/word/2010/wordprocessingCanvas" xmlns:cx="http://schemas.microsoft.com/office/drawing/2014/chartex" xmlns:cx1="http://schemas.microsoft.com/office/drawing/2015/9/8/chartex" xmlns:cx2="http://schemas.microsoft.com/office/drawing/2015/10/21/chartex" xmlns:cx3="http://schemas.microsoft.com/office/drawing/2016/5/9/chartex" xmlns:cx4="http://schemas.microsoft.com/office/drawing/2016/5/10/chartex" xmlns:cx5="http://schemas.microsoft.com/office/drawing/2016/5/11/chartex" xmlns:cx6="http://schemas.microsoft.com/office/drawing/2016/5/12/chartex" xmlns:cx7="http://schemas.microsoft.com/office/drawing/2016/5/13/chartex" xmlns:cx8="http://schemas.microsoft.com/office/drawing/2016/5/14/chartex" xmlns:mc="http://schemas.openxmlformats.org/markup-compatibility/2006" xmlns:aink="http://schemas.microsoft.com/office/drawing/2016/ink" xmlns:am3d="http://schemas.microsoft.com/office/drawing/2017/model3d" xmlns:o="urn:schemas-microsoft-com:office:office" xmlns:oel="http://schemas.microsoft.com/office/2019/extlst" xmlns:r="http://schemas.openxmlformats.org/officeDocument/2006/relationships" xmlns:m="http://schemas.openxmlformats.org/officeDocument/2006/math" xmlns:v="urn:schemas-microsoft-com:vml" xmlns:wp14="http://schemas.microsoft.com/office/word/2010/wordprocessingDrawing" xmlns:wp="http://schemas.openxmlformats.org/drawingml/2006/wordprocessingDrawing" xmlns:w10="urn:schemas-microsoft-com:office:word" xmlns:w="http://schemas.openxmlformats.org/wordprocessingml/2006/main" xmlns:w14="http://schemas.microsoft.com/office/word/2010/wordml" xmlns:w15="http://schemas.microsoft.com/office/word/2012/wordml" xmlns:w16cex="http://schemas.microsoft.com/office/word/2018/wordml/cex" xmlns:w16cid="http://schemas.microsoft.com/office/word/2016/wordml/cid" xmlns:w16="http://schemas.microsoft.com/office/word/2018/wordml" xmlns:w16du="http://schemas.microsoft.com/office/word/2023/wordml/word16du" xmlns:w16sdtdh="http://schemas.microsoft.com/office/word/2020/wordml/sdtdatahash" xmlns:w16sdtfl="http://schemas.microsoft.com/office/word/2024/wordml/sdtformatlock" xmlns:w16se="http://schemas.microsoft.com/office/word/2015/wordml/symex" xmlns:wpg="http://schemas.microsoft.com/office/word/2010/wordprocessingGroup" xmlns:wpi="http://schemas.microsoft.com/office/word/2010/wordprocessingInk" xmlns:wne="http://schemas.microsoft.com/office/word/2006/wordml" xmlns:wps="http://schemas.microsoft.com/office/word/2010/wordprocessingShape" mc:Ignorable="w14 w15 w16se w16cid w16 w16cex w16sdtdh w16sdtfl w16du wp14">
   <w:endnote w:type="separator" w:id="-1">
     <w:p>
       <w:r>
@@ -608,7 +583,7 @@
 </file>
 
 <file path=word/footer1.xml><?xml version="1.0" encoding="utf-8"?>
-<w:ftr xmlns:wpc="http://schemas.microsoft.com/office/word/2010/wordprocessingCanvas" xmlns:mc="http://schemas.openxmlformats.org/markup-compatibility/2006" xmlns:o="urn:schemas-microsoft-com:office:office" xmlns:r="http://schemas.openxmlformats.org/officeDocument/2006/relationships" xmlns:m="http://schemas.openxmlformats.org/officeDocument/2006/math" xmlns:v="urn:schemas-microsoft-com:vml" xmlns:wp14="http://schemas.microsoft.com/office/word/2010/wordprocessingDrawing" xmlns:wp="http://schemas.openxmlformats.org/drawingml/2006/wordprocessingDrawing" xmlns:w10="urn:schemas-microsoft-com:office:word" xmlns:w="http://schemas.openxmlformats.org/wordprocessingml/2006/main" xmlns:w14="http://schemas.microsoft.com/office/word/2010/wordml" xmlns:w15="http://schemas.microsoft.com/office/word/2012/wordml" xmlns:wpg="http://schemas.microsoft.com/office/word/2010/wordprocessingGroup" xmlns:wpi="http://schemas.microsoft.com/office/word/2010/wordprocessingInk" xmlns:wne="http://schemas.microsoft.com/office/word/2006/wordml" xmlns:wps="http://schemas.microsoft.com/office/word/2010/wordprocessingShape" mc:Ignorable="w14 w15 wp14">
+<w:ftr xmlns:wpc="http://schemas.microsoft.com/office/word/2010/wordprocessingCanvas" xmlns:cx="http://schemas.microsoft.com/office/drawing/2014/chartex" xmlns:cx1="http://schemas.microsoft.com/office/drawing/2015/9/8/chartex" xmlns:cx2="http://schemas.microsoft.com/office/drawing/2015/10/21/chartex" xmlns:cx3="http://schemas.microsoft.com/office/drawing/2016/5/9/chartex" xmlns:cx4="http://schemas.microsoft.com/office/drawing/2016/5/10/chartex" xmlns:cx5="http://schemas.microsoft.com/office/drawing/2016/5/11/chartex" xmlns:cx6="http://schemas.microsoft.com/office/drawing/2016/5/12/chartex" xmlns:cx7="http://schemas.microsoft.com/office/drawing/2016/5/13/chartex" xmlns:cx8="http://schemas.microsoft.com/office/drawing/2016/5/14/chartex" xmlns:mc="http://schemas.openxmlformats.org/markup-compatibility/2006" xmlns:aink="http://schemas.microsoft.com/office/drawing/2016/ink" xmlns:am3d="http://schemas.microsoft.com/office/drawing/2017/model3d" xmlns:o="urn:schemas-microsoft-com:office:office" xmlns:oel="http://schemas.microsoft.com/office/2019/extlst" xmlns:r="http://schemas.openxmlformats.org/officeDocument/2006/relationships" xmlns:m="http://schemas.openxmlformats.org/officeDocument/2006/math" xmlns:v="urn:schemas-microsoft-com:vml" xmlns:wp14="http://schemas.microsoft.com/office/word/2010/wordprocessingDrawing" xmlns:wp="http://schemas.openxmlformats.org/drawingml/2006/wordprocessingDrawing" xmlns:w10="urn:schemas-microsoft-com:office:word" xmlns:w="http://schemas.openxmlformats.org/wordprocessingml/2006/main" xmlns:w14="http://schemas.microsoft.com/office/word/2010/wordml" xmlns:w15="http://schemas.microsoft.com/office/word/2012/wordml" xmlns:w16cex="http://schemas.microsoft.com/office/word/2018/wordml/cex" xmlns:w16cid="http://schemas.microsoft.com/office/word/2016/wordml/cid" xmlns:w16="http://schemas.microsoft.com/office/word/2018/wordml" xmlns:w16du="http://schemas.microsoft.com/office/word/2023/wordml/word16du" xmlns:w16sdtdh="http://schemas.microsoft.com/office/word/2020/wordml/sdtdatahash" xmlns:w16sdtfl="http://schemas.microsoft.com/office/word/2024/wordml/sdtformatlock" xmlns:w16se="http://schemas.microsoft.com/office/word/2015/wordml/symex" xmlns:wpg="http://schemas.microsoft.com/office/word/2010/wordprocessingGroup" xmlns:wpi="http://schemas.microsoft.com/office/word/2010/wordprocessingInk" xmlns:wne="http://schemas.microsoft.com/office/word/2006/wordml" xmlns:wps="http://schemas.microsoft.com/office/word/2010/wordprocessingShape" mc:Ignorable="w14 w15 w16se w16cid w16 w16cex w16sdtdh w16sdtfl w16du wp14">
   <w:p>
     <w:pPr>
       <w:widowControl w:val="0"/>
@@ -630,7 +605,7 @@
       <mc:AlternateContent>
         <mc:Choice Requires="wps">
           <w:drawing>
-            <wp:anchor distT="0" distB="0" distL="114300" distR="114300" simplePos="0" relativeHeight="251658240" behindDoc="0" locked="0" layoutInCell="1" allowOverlap="1">
+            <wp:anchor distT="0" distB="0" distL="114300" distR="114300" simplePos="0" relativeHeight="251658240" behindDoc="0" locked="0" layoutInCell="1" allowOverlap="1" wp14:anchorId="6234BAC4" wp14:editId="1BEDDCA7">
               <wp:simplePos x="0" y="0"/>
               <wp:positionH relativeFrom="column">
                 <wp:posOffset>0</wp:posOffset>
@@ -811,29 +786,7 @@
         <w:szCs w:val="22"/>
         <w:lang w:val="en" w:eastAsia="zh-Hans"/>
       </w:rPr>
-      <w:t xml:space="preserve"> El </w:t>
-    </w:r>
-    <w:proofErr w:type="spellStart"/>
-    <w:r>
-      <w:rPr>
-        <w:rFonts w:ascii="Calibri Light" w:hAnsi="Calibri Light" w:cs="Calibri Light"/>
-        <w:kern w:val="2"/>
-        <w:sz w:val="22"/>
-        <w:szCs w:val="22"/>
-        <w:lang w:val="en" w:eastAsia="zh-Hans"/>
-      </w:rPr>
-      <w:t>Ahram</w:t>
-    </w:r>
-    <w:proofErr w:type="spellEnd"/>
-    <w:r>
-      <w:rPr>
-        <w:rFonts w:ascii="Calibri Light" w:hAnsi="Calibri Light" w:cs="Calibri Light"/>
-        <w:kern w:val="2"/>
-        <w:sz w:val="22"/>
-        <w:szCs w:val="22"/>
-        <w:lang w:val="en" w:eastAsia="zh-Hans"/>
-      </w:rPr>
-      <w:t xml:space="preserve"> St, Pyramids</w:t>
+      <w:t xml:space="preserve"> El Ahram St, Pyramids</w:t>
     </w:r>
     <w:r>
       <w:rPr>
@@ -909,15 +862,35 @@
         <w:sz w:val="22"/>
         <w:szCs w:val="22"/>
       </w:rPr>
-      <w:t xml:space="preserve">    </w:t>
-    </w:r>
-    <w:r>
-      <w:rPr>
-        <w:rFonts w:ascii="Calibri Light" w:hAnsi="Calibri Light" w:cs="Calibri Light"/>
-        <w:sz w:val="22"/>
-        <w:szCs w:val="22"/>
-      </w:rPr>
-      <w:t xml:space="preserve">(+202) 33778016                                                                                                                                                                                   </w:t>
+      <w:t xml:space="preserve"> </w:t>
+    </w:r>
+    <w:proofErr w:type="gramStart"/>
+    <w:r>
+      <w:rPr>
+        <w:rFonts w:ascii="Calibri Light" w:hAnsi="Calibri Light" w:cs="Calibri Light"/>
+        <w:b/>
+        <w:bCs/>
+        <w:sz w:val="22"/>
+        <w:szCs w:val="22"/>
+      </w:rPr>
+      <w:t xml:space="preserve">   </w:t>
+    </w:r>
+    <w:r>
+      <w:rPr>
+        <w:rFonts w:ascii="Calibri Light" w:hAnsi="Calibri Light" w:cs="Calibri Light"/>
+        <w:sz w:val="22"/>
+        <w:szCs w:val="22"/>
+      </w:rPr>
+      <w:t>(</w:t>
+    </w:r>
+    <w:proofErr w:type="gramEnd"/>
+    <w:r>
+      <w:rPr>
+        <w:rFonts w:ascii="Calibri Light" w:hAnsi="Calibri Light" w:cs="Calibri Light"/>
+        <w:sz w:val="22"/>
+        <w:szCs w:val="22"/>
+      </w:rPr>
+      <w:t xml:space="preserve">+202) 33778016                                                                                                                                                                                   </w:t>
     </w:r>
   </w:p>
   <w:p>
@@ -1091,7 +1064,7 @@
 </file>
 
 <file path=word/footnotes.xml><?xml version="1.0" encoding="utf-8"?>
-<w:footnotes xmlns:wpc="http://schemas.microsoft.com/office/word/2010/wordprocessingCanvas" xmlns:mc="http://schemas.openxmlformats.org/markup-compatibility/2006" xmlns:o="urn:schemas-microsoft-com:office:office" xmlns:r="http://schemas.openxmlformats.org/officeDocument/2006/relationships" xmlns:m="http://schemas.openxmlformats.org/officeDocument/2006/math" xmlns:v="urn:schemas-microsoft-com:vml" xmlns:wp14="http://schemas.microsoft.com/office/word/2010/wordprocessingDrawing" xmlns:wp="http://schemas.openxmlformats.org/drawingml/2006/wordprocessingDrawing" xmlns:w10="urn:schemas-microsoft-com:office:word" xmlns:w="http://schemas.openxmlformats.org/wordprocessingml/2006/main" xmlns:w14="http://schemas.microsoft.com/office/word/2010/wordml" xmlns:w15="http://schemas.microsoft.com/office/word/2012/wordml" xmlns:wpg="http://schemas.microsoft.com/office/word/2010/wordprocessingGroup" xmlns:wpi="http://schemas.microsoft.com/office/word/2010/wordprocessingInk" xmlns:wne="http://schemas.microsoft.com/office/word/2006/wordml" xmlns:wps="http://schemas.microsoft.com/office/word/2010/wordprocessingShape" mc:Ignorable="w14 w15 wp14">
+<w:footnotes xmlns:wpc="http://schemas.microsoft.com/office/word/2010/wordprocessingCanvas" xmlns:cx="http://schemas.microsoft.com/office/drawing/2014/chartex" xmlns:cx1="http://schemas.microsoft.com/office/drawing/2015/9/8/chartex" xmlns:cx2="http://schemas.microsoft.com/office/drawing/2015/10/21/chartex" xmlns:cx3="http://schemas.microsoft.com/office/drawing/2016/5/9/chartex" xmlns:cx4="http://schemas.microsoft.com/office/drawing/2016/5/10/chartex" xmlns:cx5="http://schemas.microsoft.com/office/drawing/2016/5/11/chartex" xmlns:cx6="http://schemas.microsoft.com/office/drawing/2016/5/12/chartex" xmlns:cx7="http://schemas.microsoft.com/office/drawing/2016/5/13/chartex" xmlns:cx8="http://schemas.microsoft.com/office/drawing/2016/5/14/chartex" xmlns:mc="http://schemas.openxmlformats.org/markup-compatibility/2006" xmlns:aink="http://schemas.microsoft.com/office/drawing/2016/ink" xmlns:am3d="http://schemas.microsoft.com/office/drawing/2017/model3d" xmlns:o="urn:schemas-microsoft-com:office:office" xmlns:oel="http://schemas.microsoft.com/office/2019/extlst" xmlns:r="http://schemas.openxmlformats.org/officeDocument/2006/relationships" xmlns:m="http://schemas.openxmlformats.org/officeDocument/2006/math" xmlns:v="urn:schemas-microsoft-com:vml" xmlns:wp14="http://schemas.microsoft.com/office/word/2010/wordprocessingDrawing" xmlns:wp="http://schemas.openxmlformats.org/drawingml/2006/wordprocessingDrawing" xmlns:w10="urn:schemas-microsoft-com:office:word" xmlns:w="http://schemas.openxmlformats.org/wordprocessingml/2006/main" xmlns:w14="http://schemas.microsoft.com/office/word/2010/wordml" xmlns:w15="http://schemas.microsoft.com/office/word/2012/wordml" xmlns:w16cex="http://schemas.microsoft.com/office/word/2018/wordml/cex" xmlns:w16cid="http://schemas.microsoft.com/office/word/2016/wordml/cid" xmlns:w16="http://schemas.microsoft.com/office/word/2018/wordml" xmlns:w16du="http://schemas.microsoft.com/office/word/2023/wordml/word16du" xmlns:w16sdtdh="http://schemas.microsoft.com/office/word/2020/wordml/sdtdatahash" xmlns:w16sdtfl="http://schemas.microsoft.com/office/word/2024/wordml/sdtformatlock" xmlns:w16se="http://schemas.microsoft.com/office/word/2015/wordml/symex" xmlns:wpg="http://schemas.microsoft.com/office/word/2010/wordprocessingGroup" xmlns:wpi="http://schemas.microsoft.com/office/word/2010/wordprocessingInk" xmlns:wne="http://schemas.microsoft.com/office/word/2006/wordml" xmlns:wps="http://schemas.microsoft.com/office/word/2010/wordprocessingShape" mc:Ignorable="w14 w15 w16se w16cid w16 w16cex w16sdtdh w16sdtfl w16du wp14">
   <w:footnote w:type="separator" w:id="-1">
     <w:p>
       <w:r>
@@ -1110,7 +1083,69 @@
 </file>
 
 <file path=word/header1.xml><?xml version="1.0" encoding="utf-8"?>
-<w:hdr xmlns:wpc="http://schemas.microsoft.com/office/word/2010/wordprocessingCanvas" xmlns:mc="http://schemas.openxmlformats.org/markup-compatibility/2006" xmlns:o="urn:schemas-microsoft-com:office:office" xmlns:r="http://schemas.openxmlformats.org/officeDocument/2006/relationships" xmlns:m="http://schemas.openxmlformats.org/officeDocument/2006/math" xmlns:v="urn:schemas-microsoft-com:vml" xmlns:wp14="http://schemas.microsoft.com/office/word/2010/wordprocessingDrawing" xmlns:wp="http://schemas.openxmlformats.org/drawingml/2006/wordprocessingDrawing" xmlns:w10="urn:schemas-microsoft-com:office:word" xmlns:w="http://schemas.openxmlformats.org/wordprocessingml/2006/main" xmlns:w14="http://schemas.microsoft.com/office/word/2010/wordml" xmlns:w15="http://schemas.microsoft.com/office/word/2012/wordml" xmlns:wpg="http://schemas.microsoft.com/office/word/2010/wordprocessingGroup" xmlns:wpi="http://schemas.microsoft.com/office/word/2010/wordprocessingInk" xmlns:wne="http://schemas.microsoft.com/office/word/2006/wordml" xmlns:wps="http://schemas.microsoft.com/office/word/2010/wordprocessingShape" mc:Ignorable="w14 w15 wp14">
+<w:hdr xmlns:wpc="http://schemas.microsoft.com/office/word/2010/wordprocessingCanvas" xmlns:cx="http://schemas.microsoft.com/office/drawing/2014/chartex" xmlns:cx1="http://schemas.microsoft.com/office/drawing/2015/9/8/chartex" xmlns:cx2="http://schemas.microsoft.com/office/drawing/2015/10/21/chartex" xmlns:cx3="http://schemas.microsoft.com/office/drawing/2016/5/9/chartex" xmlns:cx4="http://schemas.microsoft.com/office/drawing/2016/5/10/chartex" xmlns:cx5="http://schemas.microsoft.com/office/drawing/2016/5/11/chartex" xmlns:cx6="http://schemas.microsoft.com/office/drawing/2016/5/12/chartex" xmlns:cx7="http://schemas.microsoft.com/office/drawing/2016/5/13/chartex" xmlns:cx8="http://schemas.microsoft.com/office/drawing/2016/5/14/chartex" xmlns:mc="http://schemas.openxmlformats.org/markup-compatibility/2006" xmlns:aink="http://schemas.microsoft.com/office/drawing/2016/ink" xmlns:am3d="http://schemas.microsoft.com/office/drawing/2017/model3d" xmlns:o="urn:schemas-microsoft-com:office:office" xmlns:oel="http://schemas.microsoft.com/office/2019/extlst" xmlns:r="http://schemas.openxmlformats.org/officeDocument/2006/relationships" xmlns:m="http://schemas.openxmlformats.org/officeDocument/2006/math" xmlns:v="urn:schemas-microsoft-com:vml" xmlns:wp14="http://schemas.microsoft.com/office/word/2010/wordprocessingDrawing" xmlns:wp="http://schemas.openxmlformats.org/drawingml/2006/wordprocessingDrawing" xmlns:w10="urn:schemas-microsoft-com:office:word" xmlns:w="http://schemas.openxmlformats.org/wordprocessingml/2006/main" xmlns:w14="http://schemas.microsoft.com/office/word/2010/wordml" xmlns:w15="http://schemas.microsoft.com/office/word/2012/wordml" xmlns:w16cex="http://schemas.microsoft.com/office/word/2018/wordml/cex" xmlns:w16cid="http://schemas.microsoft.com/office/word/2016/wordml/cid" xmlns:w16="http://schemas.microsoft.com/office/word/2018/wordml" xmlns:w16du="http://schemas.microsoft.com/office/word/2023/wordml/word16du" xmlns:w16sdtdh="http://schemas.microsoft.com/office/word/2020/wordml/sdtdatahash" xmlns:w16sdtfl="http://schemas.microsoft.com/office/word/2024/wordml/sdtformatlock" xmlns:w16se="http://schemas.microsoft.com/office/word/2015/wordml/symex" xmlns:wpg="http://schemas.microsoft.com/office/word/2010/wordprocessingGroup" xmlns:wpi="http://schemas.microsoft.com/office/word/2010/wordprocessingInk" xmlns:wne="http://schemas.microsoft.com/office/word/2006/wordml" xmlns:wps="http://schemas.microsoft.com/office/word/2010/wordprocessingShape" mc:Ignorable="w14 w15 w16se w16cid w16 w16cex w16sdtdh w16sdtfl w16du wp14">
+  <w:p>
+    <w:pPr>
+      <w:pStyle w:val="Header"/>
+      <w:bidi w:val="0"/>
+      <w:rPr>
+        <w:b/>
+        <w:bCs/>
+        <w:i/>
+        <w:iCs/>
+        <w:color w:val="003366"/>
+      </w:rPr>
+    </w:pPr>
+    <w:r>
+      <w:rPr>
+        <w:b/>
+        <w:bCs/>
+        <w:i/>
+        <w:iCs/>
+        <w:color w:val="003366"/>
+      </w:rPr>
+      <w:t xml:space="preserve">                                                                    </w:t>
+    </w:r>
+  </w:p>
+  <w:p>
+    <w:pPr>
+      <w:pStyle w:val="Header"/>
+      <w:bidi w:val="0"/>
+      <w:rPr>
+        <w:b/>
+        <w:bCs/>
+        <w:i/>
+        <w:iCs/>
+        <w:color w:val="003366"/>
+      </w:rPr>
+    </w:pPr>
+  </w:p>
+  <w:p>
+    <w:pPr>
+      <w:pStyle w:val="Header"/>
+      <w:bidi w:val="0"/>
+      <w:rPr>
+        <w:b/>
+        <w:bCs/>
+        <w:i/>
+        <w:iCs/>
+        <w:color w:val="003366"/>
+      </w:rPr>
+    </w:pPr>
+  </w:p>
+  <w:p>
+    <w:pPr>
+      <w:pStyle w:val="Header"/>
+      <w:bidi w:val="0"/>
+      <w:rPr>
+        <w:b/>
+        <w:bCs/>
+        <w:i/>
+        <w:iCs/>
+        <w:color w:val="003366"/>
+      </w:rPr>
+    </w:pPr>
+  </w:p>
   <w:p>
     <w:pPr>
       <w:pStyle w:val="Header"/>
@@ -1133,9 +1168,9 @@
         <w:color w:val="003366"/>
       </w:rPr>
       <w:drawing>
-        <wp:inline distT="0" distB="0" distL="0" distR="0">
-          <wp:extent cx="2461260" cy="883920"/>
-          <wp:effectExtent l="0" t="0" r="0" b="0"/>
+        <wp:inline distT="0" distB="0" distL="0" distR="0" wp14:anchorId="6BFE7F3E" wp14:editId="1D646509">
+          <wp:extent cx="2461260" cy="456358"/>
+          <wp:effectExtent l="0" t="0" r="0" b="1270"/>
           <wp:docPr id="4" name="Picture 4"/>
           <wp:cNvGraphicFramePr>
             <a:graphicFrameLocks xmlns:a="http://schemas.openxmlformats.org/drawingml/2006/main" noChangeAspect="1"/>
@@ -1144,7 +1179,7 @@
             <a:graphicData uri="http://schemas.openxmlformats.org/drawingml/2006/picture">
               <pic:pic xmlns:pic="http://schemas.openxmlformats.org/drawingml/2006/picture">
                 <pic:nvPicPr>
-                  <pic:cNvPr id="0" name="Picture 1"/>
+                  <pic:cNvPr id="4" name="Picture 4"/>
                   <pic:cNvPicPr>
                     <a:picLocks noChangeAspect="1" noChangeArrowheads="1"/>
                   </pic:cNvPicPr>
@@ -1157,7 +1192,6 @@
                       </a:ext>
                     </a:extLst>
                   </a:blip>
-                  <a:srcRect/>
                   <a:stretch>
                     <a:fillRect/>
                   </a:stretch>
@@ -1165,7 +1199,7 @@
                 <pic:spPr bwMode="auto">
                   <a:xfrm>
                     <a:off x="0" y="0"/>
-                    <a:ext cx="2461260" cy="883920"/>
+                    <a:ext cx="2461260" cy="456358"/>
                   </a:xfrm>
                   <a:prstGeom prst="rect">
                     <a:avLst/>
@@ -1189,7 +1223,17 @@
         <w:iCs/>
         <w:color w:val="003366"/>
       </w:rPr>
-      <w:t xml:space="preserve">                                                                    </w:t>
+      <w:tab/>
+    </w:r>
+    <w:r>
+      <w:rPr>
+        <w:b/>
+        <w:bCs/>
+        <w:i/>
+        <w:iCs/>
+        <w:color w:val="003366"/>
+      </w:rPr>
+      <w:tab/>
     </w:r>
     <w:r>
       <w:rPr>
@@ -1231,7 +1275,7 @@
       <mc:AlternateContent>
         <mc:Choice Requires="wps">
           <w:drawing>
-            <wp:anchor distT="0" distB="0" distL="114300" distR="114300" simplePos="0" relativeHeight="251657216" behindDoc="0" locked="0" layoutInCell="1" allowOverlap="1">
+            <wp:anchor distT="0" distB="0" distL="114300" distR="114300" simplePos="0" relativeHeight="251657216" behindDoc="0" locked="0" layoutInCell="1" allowOverlap="1" wp14:anchorId="6D6B71F4" wp14:editId="38E01D67">
               <wp:simplePos x="0" y="0"/>
               <wp:positionH relativeFrom="column">
                 <wp:posOffset>0</wp:posOffset>
@@ -1292,7 +1336,7 @@
         </mc:Choice>
         <mc:Fallback>
           <w:pict>
-            <v:line w14:anchorId="4866BEDF" id="Line 20" o:spid="_x0000_s1026" style="position:absolute;z-index:251657216;visibility:visible;mso-wrap-style:square;mso-width-percent:0;mso-height-percent:0;mso-wrap-distance-left:9pt;mso-wrap-distance-top:0;mso-wrap-distance-right:9pt;mso-wrap-distance-bottom:0;mso-position-horizontal:absolute;mso-position-horizontal-relative:text;mso-position-vertical:absolute;mso-position-vertical-relative:text;mso-width-percent:0;mso-height-percent:0;mso-width-relative:page;mso-height-relative:page" from="0,.05pt" to="510pt,.05pt" o:gfxdata="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" strokecolor="navy"/>
+            <v:line w14:anchorId="5C502511" id="Line 20" o:spid="_x0000_s1026" style="position:absolute;z-index:251657216;visibility:visible;mso-wrap-style:square;mso-width-percent:0;mso-height-percent:0;mso-wrap-distance-left:9pt;mso-wrap-distance-top:0;mso-wrap-distance-right:9pt;mso-wrap-distance-bottom:0;mso-position-horizontal:absolute;mso-position-horizontal-relative:text;mso-position-vertical:absolute;mso-position-vertical-relative:text;mso-width-percent:0;mso-height-percent:0;mso-width-relative:page;mso-height-relative:page" from="0,.05pt" to="510pt,.05pt" o:gfxdata="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" strokecolor="navy"/>
           </w:pict>
         </mc:Fallback>
       </mc:AlternateContent>
@@ -1302,8 +1346,8 @@
 </file>
 
 <file path=word/numbering.xml><?xml version="1.0" encoding="utf-8"?>
-<w:numbering xmlns:wpc="http://schemas.microsoft.com/office/word/2010/wordprocessingCanvas" xmlns:mc="http://schemas.openxmlformats.org/markup-compatibility/2006" xmlns:o="urn:schemas-microsoft-com:office:office" xmlns:r="http://schemas.openxmlformats.org/officeDocument/2006/relationships" xmlns:m="http://schemas.openxmlformats.org/officeDocument/2006/math" xmlns:v="urn:schemas-microsoft-com:vml" xmlns:wp14="http://schemas.microsoft.com/office/word/2010/wordprocessingDrawing" xmlns:wp="http://schemas.openxmlformats.org/drawingml/2006/wordprocessingDrawing" xmlns:w10="urn:schemas-microsoft-com:office:word" xmlns:w="http://schemas.openxmlformats.org/wordprocessingml/2006/main" xmlns:w14="http://schemas.microsoft.com/office/word/2010/wordml" xmlns:w15="http://schemas.microsoft.com/office/word/2012/wordml" xmlns:wpg="http://schemas.microsoft.com/office/word/2010/wordprocessingGroup" xmlns:wpi="http://schemas.microsoft.com/office/word/2010/wordprocessingInk" xmlns:wne="http://schemas.microsoft.com/office/word/2006/wordml" xmlns:wps="http://schemas.microsoft.com/office/word/2010/wordprocessingShape" mc:Ignorable="w14 w15 wp14">
-  <w:abstractNum w:abstractNumId="0">
+<w:numbering xmlns:wpc="http://schemas.microsoft.com/office/word/2010/wordprocessingCanvas" xmlns:cx="http://schemas.microsoft.com/office/drawing/2014/chartex" xmlns:cx1="http://schemas.microsoft.com/office/drawing/2015/9/8/chartex" xmlns:cx2="http://schemas.microsoft.com/office/drawing/2015/10/21/chartex" xmlns:cx3="http://schemas.microsoft.com/office/drawing/2016/5/9/chartex" xmlns:cx4="http://schemas.microsoft.com/office/drawing/2016/5/10/chartex" xmlns:cx5="http://schemas.microsoft.com/office/drawing/2016/5/11/chartex" xmlns:cx6="http://schemas.microsoft.com/office/drawing/2016/5/12/chartex" xmlns:cx7="http://schemas.microsoft.com/office/drawing/2016/5/13/chartex" xmlns:cx8="http://schemas.microsoft.com/office/drawing/2016/5/14/chartex" xmlns:mc="http://schemas.openxmlformats.org/markup-compatibility/2006" xmlns:aink="http://schemas.microsoft.com/office/drawing/2016/ink" xmlns:am3d="http://schemas.microsoft.com/office/drawing/2017/model3d" xmlns:o="urn:schemas-microsoft-com:office:office" xmlns:oel="http://schemas.microsoft.com/office/2019/extlst" xmlns:r="http://schemas.openxmlformats.org/officeDocument/2006/relationships" xmlns:m="http://schemas.openxmlformats.org/officeDocument/2006/math" xmlns:v="urn:schemas-microsoft-com:vml" xmlns:wp14="http://schemas.microsoft.com/office/word/2010/wordprocessingDrawing" xmlns:wp="http://schemas.openxmlformats.org/drawingml/2006/wordprocessingDrawing" xmlns:w10="urn:schemas-microsoft-com:office:word" xmlns:w="http://schemas.openxmlformats.org/wordprocessingml/2006/main" xmlns:w14="http://schemas.microsoft.com/office/word/2010/wordml" xmlns:w15="http://schemas.microsoft.com/office/word/2012/wordml" xmlns:w16cex="http://schemas.microsoft.com/office/word/2018/wordml/cex" xmlns:w16cid="http://schemas.microsoft.com/office/word/2016/wordml/cid" xmlns:w16="http://schemas.microsoft.com/office/word/2018/wordml" xmlns:w16du="http://schemas.microsoft.com/office/word/2023/wordml/word16du" xmlns:w16sdtdh="http://schemas.microsoft.com/office/word/2020/wordml/sdtdatahash" xmlns:w16sdtfl="http://schemas.microsoft.com/office/word/2024/wordml/sdtformatlock" xmlns:w16se="http://schemas.microsoft.com/office/word/2015/wordml/symex" xmlns:wpg="http://schemas.microsoft.com/office/word/2010/wordprocessingGroup" xmlns:wpi="http://schemas.microsoft.com/office/word/2010/wordprocessingInk" xmlns:wne="http://schemas.microsoft.com/office/word/2006/wordml" xmlns:wps="http://schemas.microsoft.com/office/word/2010/wordprocessingShape" mc:Ignorable="w14 w15 w16se w16cid w16 w16cex w16sdtdh w16sdtfl w16du wp14">
+  <w:abstractNum w:abstractNumId="0" w15:restartNumberingAfterBreak="0">
     <w:nsid w:val="0FEE4F03"/>
     <w:multiLevelType w:val="hybridMultilevel"/>
     <w:tmpl w:val="CBAC4036"/>
@@ -1389,7 +1433,7 @@
       </w:pPr>
     </w:lvl>
   </w:abstractNum>
-  <w:abstractNum w:abstractNumId="1">
+  <w:abstractNum w:abstractNumId="1" w15:restartNumberingAfterBreak="0">
     <w:nsid w:val="15AD55AC"/>
     <w:multiLevelType w:val="hybridMultilevel"/>
     <w:tmpl w:val="E8F0D5CA"/>
@@ -1502,7 +1546,7 @@
       </w:rPr>
     </w:lvl>
   </w:abstractNum>
-  <w:abstractNum w:abstractNumId="2">
+  <w:abstractNum w:abstractNumId="2" w15:restartNumberingAfterBreak="0">
     <w:nsid w:val="374F0848"/>
     <w:multiLevelType w:val="hybridMultilevel"/>
     <w:tmpl w:val="A7AAB124"/>
@@ -1615,7 +1659,7 @@
       </w:rPr>
     </w:lvl>
   </w:abstractNum>
-  <w:abstractNum w:abstractNumId="3">
+  <w:abstractNum w:abstractNumId="3" w15:restartNumberingAfterBreak="0">
     <w:nsid w:val="3EF042A0"/>
     <w:multiLevelType w:val="hybridMultilevel"/>
     <w:tmpl w:val="636808A2"/>
@@ -1728,7 +1772,7 @@
       </w:rPr>
     </w:lvl>
   </w:abstractNum>
-  <w:abstractNum w:abstractNumId="4">
+  <w:abstractNum w:abstractNumId="4" w15:restartNumberingAfterBreak="0">
     <w:nsid w:val="417557E8"/>
     <w:multiLevelType w:val="hybridMultilevel"/>
     <w:tmpl w:val="3710A9A4"/>
@@ -1841,7 +1885,7 @@
       </w:rPr>
     </w:lvl>
   </w:abstractNum>
-  <w:abstractNum w:abstractNumId="5">
+  <w:abstractNum w:abstractNumId="5" w15:restartNumberingAfterBreak="0">
     <w:nsid w:val="463C2C42"/>
     <w:multiLevelType w:val="hybridMultilevel"/>
     <w:tmpl w:val="1F8229E4"/>
@@ -1927,7 +1971,7 @@
       </w:pPr>
     </w:lvl>
   </w:abstractNum>
-  <w:abstractNum w:abstractNumId="6">
+  <w:abstractNum w:abstractNumId="6" w15:restartNumberingAfterBreak="0">
     <w:nsid w:val="52430BD1"/>
     <w:multiLevelType w:val="hybridMultilevel"/>
     <w:tmpl w:val="F048B652"/>
@@ -2040,7 +2084,7 @@
       </w:rPr>
     </w:lvl>
   </w:abstractNum>
-  <w:abstractNum w:abstractNumId="7">
+  <w:abstractNum w:abstractNumId="7" w15:restartNumberingAfterBreak="0">
     <w:nsid w:val="5D4A37BF"/>
     <w:multiLevelType w:val="hybridMultilevel"/>
     <w:tmpl w:val="AD10C7CA"/>
@@ -2153,7 +2197,7 @@
       </w:rPr>
     </w:lvl>
   </w:abstractNum>
-  <w:abstractNum w:abstractNumId="8">
+  <w:abstractNum w:abstractNumId="8" w15:restartNumberingAfterBreak="0">
     <w:nsid w:val="606E1992"/>
     <w:multiLevelType w:val="hybridMultilevel"/>
     <w:tmpl w:val="52166B22"/>
@@ -2266,7 +2310,7 @@
       </w:rPr>
     </w:lvl>
   </w:abstractNum>
-  <w:abstractNum w:abstractNumId="9">
+  <w:abstractNum w:abstractNumId="9" w15:restartNumberingAfterBreak="0">
     <w:nsid w:val="6A045666"/>
     <w:multiLevelType w:val="hybridMultilevel"/>
     <w:tmpl w:val="7D5A6E50"/>
@@ -2379,34 +2423,34 @@
       </w:rPr>
     </w:lvl>
   </w:abstractNum>
-  <w:num w:numId="1">
+  <w:num w:numId="1" w16cid:durableId="109515796">
     <w:abstractNumId w:val="0"/>
   </w:num>
-  <w:num w:numId="2">
+  <w:num w:numId="2" w16cid:durableId="1490637511">
     <w:abstractNumId w:val="9"/>
   </w:num>
-  <w:num w:numId="3">
+  <w:num w:numId="3" w16cid:durableId="248393798">
     <w:abstractNumId w:val="2"/>
   </w:num>
-  <w:num w:numId="4">
+  <w:num w:numId="4" w16cid:durableId="1228305080">
     <w:abstractNumId w:val="6"/>
   </w:num>
-  <w:num w:numId="5">
+  <w:num w:numId="5" w16cid:durableId="1267226106">
     <w:abstractNumId w:val="3"/>
   </w:num>
-  <w:num w:numId="6">
+  <w:num w:numId="6" w16cid:durableId="1826317557">
     <w:abstractNumId w:val="7"/>
   </w:num>
-  <w:num w:numId="7">
+  <w:num w:numId="7" w16cid:durableId="543517110">
     <w:abstractNumId w:val="8"/>
   </w:num>
-  <w:num w:numId="8">
+  <w:num w:numId="8" w16cid:durableId="204606859">
     <w:abstractNumId w:val="4"/>
   </w:num>
-  <w:num w:numId="9">
+  <w:num w:numId="9" w16cid:durableId="602955063">
     <w:abstractNumId w:val="1"/>
   </w:num>
-  <w:num w:numId="10">
+  <w:num w:numId="10" w16cid:durableId="1378625786">
     <w:abstractNumId w:val="5"/>
   </w:num>
   <w:numIdMacAtCleanup w:val="9"/>
@@ -2414,7 +2458,7 @@
 </file>
 
 <file path=word/styles.xml><?xml version="1.0" encoding="utf-8"?>
-<w:styles xmlns:mc="http://schemas.openxmlformats.org/markup-compatibility/2006" xmlns:r="http://schemas.openxmlformats.org/officeDocument/2006/relationships" xmlns:w="http://schemas.openxmlformats.org/wordprocessingml/2006/main" xmlns:w14="http://schemas.microsoft.com/office/word/2010/wordml" xmlns:w15="http://schemas.microsoft.com/office/word/2012/wordml" mc:Ignorable="w14 w15">
+<w:styles xmlns:mc="http://schemas.openxmlformats.org/markup-compatibility/2006" xmlns:r="http://schemas.openxmlformats.org/officeDocument/2006/relationships" xmlns:w="http://schemas.openxmlformats.org/wordprocessingml/2006/main" xmlns:w14="http://schemas.microsoft.com/office/word/2010/wordml" xmlns:w15="http://schemas.microsoft.com/office/word/2012/wordml" xmlns:w16cex="http://schemas.microsoft.com/office/word/2018/wordml/cex" xmlns:w16cid="http://schemas.microsoft.com/office/word/2016/wordml/cid" xmlns:w16="http://schemas.microsoft.com/office/word/2018/wordml" xmlns:w16du="http://schemas.microsoft.com/office/word/2023/wordml/word16du" xmlns:w16sdtdh="http://schemas.microsoft.com/office/word/2020/wordml/sdtdatahash" xmlns:w16sdtfl="http://schemas.microsoft.com/office/word/2024/wordml/sdtformatlock" xmlns:w16se="http://schemas.microsoft.com/office/word/2015/wordml/symex" mc:Ignorable="w14 w15 w16se w16cid w16 w16cex w16sdtdh w16sdtfl w16du">
   <w:docDefaults>
     <w:rPrDefault>
       <w:rPr>
@@ -2424,7 +2468,7 @@
     </w:rPrDefault>
     <w:pPrDefault/>
   </w:docDefaults>
-  <w:latentStyles w:defLockedState="0" w:defUIPriority="0" w:defSemiHidden="0" w:defUnhideWhenUsed="0" w:defQFormat="0" w:count="371">
+  <w:latentStyles w:defLockedState="0" w:defUIPriority="0" w:defSemiHidden="0" w:defUnhideWhenUsed="0" w:defQFormat="0" w:count="376">
     <w:lsdException w:name="Normal" w:qFormat="1"/>
     <w:lsdException w:name="heading 1" w:qFormat="1"/>
     <w:lsdException w:name="heading 2" w:qFormat="1"/>
@@ -2700,6 +2744,11 @@
     <w:lsdException w:name="List Table 5 Dark Accent 6" w:uiPriority="50"/>
     <w:lsdException w:name="List Table 6 Colorful Accent 6" w:uiPriority="51"/>
     <w:lsdException w:name="List Table 7 Colorful Accent 6" w:uiPriority="52"/>
+    <w:lsdException w:name="Mention" w:semiHidden="1" w:uiPriority="99" w:unhideWhenUsed="1"/>
+    <w:lsdException w:name="Smart Hyperlink" w:semiHidden="1" w:uiPriority="99" w:unhideWhenUsed="1"/>
+    <w:lsdException w:name="Hashtag" w:semiHidden="1" w:uiPriority="99" w:unhideWhenUsed="1"/>
+    <w:lsdException w:name="Unresolved Mention" w:semiHidden="1" w:uiPriority="99" w:unhideWhenUsed="1"/>
+    <w:lsdException w:name="Smart Link" w:semiHidden="1" w:uiPriority="99" w:unhideWhenUsed="1"/>
   </w:latentStyles>
   <w:style w:type="paragraph" w:default="1" w:styleId="Normal">
     <w:name w:val="Normal"/>
@@ -2833,7 +2882,6 @@
       <w:rFonts w:eastAsia="SimSun"/>
     </w:rPr>
     <w:tblPr>
-      <w:tblInd w:w="0" w:type="dxa"/>
       <w:tblBorders>
         <w:top w:val="single" w:sz="4" w:space="0" w:color="auto"/>
         <w:left w:val="single" w:sz="4" w:space="0" w:color="auto"/>
@@ -2842,12 +2890,6 @@
         <w:insideH w:val="single" w:sz="4" w:space="0" w:color="auto"/>
         <w:insideV w:val="single" w:sz="4" w:space="0" w:color="auto"/>
       </w:tblBorders>
-      <w:tblCellMar>
-        <w:top w:w="0" w:type="dxa"/>
-        <w:left w:w="108" w:type="dxa"/>
-        <w:bottom w:w="0" w:type="dxa"/>
-        <w:right w:w="108" w:type="dxa"/>
-      </w:tblCellMar>
     </w:tblPr>
   </w:style>
   <w:style w:type="character" w:styleId="Strong">

--- a/public/templates/guarantee_letter_tpl.docx
+++ b/public/templates/guarantee_letter_tpl.docx
@@ -21,20 +21,113 @@
           <w:rFonts w:ascii="Calibri Light" w:hAnsi="Calibri Light" w:cs="Calibri Light"/>
           <w:b/>
           <w:bCs/>
+          <w:sz w:val="44"/>
+          <w:szCs w:val="44"/>
+          <w:u w:val="single"/>
+          <w:lang w:bidi="ar-EG"/>
+        </w:rPr>
+        <w:t>GUARANTEE LETTER</w:t>
+      </w:r>
+    </w:p>
+    <w:p>
+      <w:pPr>
+        <w:bidi w:val="0"/>
+        <w:jc w:val="center"/>
+        <w:rPr>
+          <w:rFonts w:ascii="Calibri Light" w:hAnsi="Calibri Light" w:cs="Calibri Light"/>
+          <w:b/>
+          <w:bCs/>
+          <w:lang w:bidi="ar-EG"/>
+        </w:rPr>
+      </w:pPr>
+      <w:r>
+        <w:rPr>
+          <w:rFonts w:ascii="Calibri Light" w:hAnsi="Calibri Light" w:cs="Calibri Light"/>
+          <w:b/>
+          <w:bCs/>
+          <w:lang w:bidi="ar-EG"/>
+        </w:rPr>
+        <w:t>To: {to}</w:t>
+      </w:r>
+    </w:p>
+    <w:p>
+      <w:pPr>
+        <w:bidi w:val="0"/>
+        <w:jc w:val="center"/>
+        <w:rPr>
+          <w:rFonts w:ascii="Calibri Light" w:hAnsi="Calibri Light" w:cs="Calibri Light"/>
+          <w:b/>
+          <w:bCs/>
+          <w:lang w:bidi="ar-EG"/>
+        </w:rPr>
+      </w:pPr>
+      <w:r>
+        <w:rPr>
+          <w:rFonts w:ascii="Calibri Light" w:hAnsi="Calibri Light" w:cs="Calibri Light"/>
+          <w:b/>
+          <w:bCs/>
+          <w:lang w:bidi="ar-EG"/>
+        </w:rPr>
+        <w:t>From: Egypt Top Light Travel</w:t>
+      </w:r>
+    </w:p>
+    <w:p>
+      <w:pPr>
+        <w:bidi w:val="0"/>
+        <w:jc w:val="center"/>
+        <w:rPr>
+          <w:rFonts w:ascii="Calibri Light" w:hAnsi="Calibri Light" w:cs="Calibri Light"/>
+          <w:b/>
+          <w:bCs/>
+          <w:lang w:bidi="ar-EG"/>
+        </w:rPr>
+      </w:pPr>
+      <w:r>
+        <w:rPr>
+          <w:rFonts w:ascii="Calibri Light" w:hAnsi="Calibri Light" w:cs="Calibri Light"/>
+          <w:b/>
+          <w:bCs/>
+          <w:lang w:bidi="ar-EG"/>
+        </w:rPr>
+        <w:t>Date: {today}</w:t>
+      </w:r>
+    </w:p>
+    <w:p>
+      <w:pPr>
+        <w:bidi w:val="0"/>
+        <w:rPr>
+          <w:rFonts w:ascii="Calibri Light" w:hAnsi="Calibri Light" w:cs="Calibri Light"/>
+          <w:lang w:bidi="ar-EG"/>
+        </w:rPr>
+      </w:pPr>
+    </w:p>
+    <w:p>
+      <w:pPr>
+        <w:bidi w:val="0"/>
+        <w:rPr>
+          <w:rFonts w:ascii="Calibri Light" w:hAnsi="Calibri Light" w:cs="Calibri Light"/>
+          <w:lang w:val="en-GB"/>
+        </w:rPr>
+      </w:pPr>
+      <w:r>
+        <w:rPr>
+          <w:rFonts w:ascii="Calibri Light" w:hAnsi="Calibri Light" w:cs="Calibri Light"/>
+          <w:b/>
+          <w:bCs/>
           <w:noProof/>
           <w:color w:val="000000"/>
         </w:rPr>
         <w:drawing>
-          <wp:anchor distT="0" distB="0" distL="114300" distR="114300" simplePos="0" relativeHeight="251657728" behindDoc="1" locked="0" layoutInCell="1" allowOverlap="1" wp14:anchorId="08A26F85" wp14:editId="3FAE29BD">
+          <wp:anchor distT="0" distB="0" distL="114300" distR="114300" simplePos="0" relativeHeight="251657728" behindDoc="1" locked="0" layoutInCell="1" allowOverlap="1" wp14:anchorId="08A26F85" wp14:editId="50A0549F">
             <wp:simplePos x="0" y="0"/>
-            <wp:positionH relativeFrom="column">
-              <wp:posOffset>-311785</wp:posOffset>
+            <wp:positionH relativeFrom="page">
+              <wp:posOffset>2080260</wp:posOffset>
             </wp:positionH>
             <wp:positionV relativeFrom="paragraph">
-              <wp:posOffset>10160</wp:posOffset>
+              <wp:posOffset>248285</wp:posOffset>
             </wp:positionV>
-            <wp:extent cx="2094865" cy="953135"/>
-            <wp:effectExtent l="0" t="0" r="635" b="0"/>
+            <wp:extent cx="2353060" cy="1070610"/>
+            <wp:effectExtent l="0" t="0" r="9525" b="0"/>
             <wp:wrapNone/>
             <wp:docPr id="11" name="Picture 1"/>
             <wp:cNvGraphicFramePr>
@@ -51,6 +144,7 @@
                   </pic:nvPicPr>
                   <pic:blipFill>
                     <a:blip r:embed="rId8" cstate="print">
+                      <a:alphaModFix amt="85000"/>
                       <a:extLst>
                         <a:ext uri="{28A0092B-C50C-407E-A947-70E740481C1C}">
                           <a14:useLocalDpi xmlns:a14="http://schemas.microsoft.com/office/drawing/2010/main" val="0"/>
@@ -65,7 +159,7 @@
                   <pic:spPr bwMode="auto">
                     <a:xfrm>
                       <a:off x="0" y="0"/>
-                      <a:ext cx="2094865" cy="953135"/>
+                      <a:ext cx="2353060" cy="1070610"/>
                     </a:xfrm>
                     <a:prstGeom prst="rect">
                       <a:avLst/>
@@ -90,99 +184,6 @@
       <w:r>
         <w:rPr>
           <w:rFonts w:ascii="Calibri Light" w:hAnsi="Calibri Light" w:cs="Calibri Light"/>
-          <w:b/>
-          <w:bCs/>
-          <w:sz w:val="44"/>
-          <w:szCs w:val="44"/>
-          <w:u w:val="single"/>
-          <w:lang w:bidi="ar-EG"/>
-        </w:rPr>
-        <w:t>GUARANTEE LETTER</w:t>
-      </w:r>
-    </w:p>
-    <w:p>
-      <w:pPr>
-        <w:bidi w:val="0"/>
-        <w:jc w:val="center"/>
-        <w:rPr>
-          <w:rFonts w:ascii="Calibri Light" w:hAnsi="Calibri Light" w:cs="Calibri Light"/>
-          <w:b/>
-          <w:bCs/>
-          <w:lang w:bidi="ar-EG"/>
-        </w:rPr>
-      </w:pPr>
-      <w:r>
-        <w:rPr>
-          <w:rFonts w:ascii="Calibri Light" w:hAnsi="Calibri Light" w:cs="Calibri Light"/>
-          <w:b/>
-          <w:bCs/>
-          <w:lang w:bidi="ar-EG"/>
-        </w:rPr>
-        <w:t>To: {to}</w:t>
-      </w:r>
-    </w:p>
-    <w:p>
-      <w:pPr>
-        <w:bidi w:val="0"/>
-        <w:jc w:val="center"/>
-        <w:rPr>
-          <w:rFonts w:ascii="Calibri Light" w:hAnsi="Calibri Light" w:cs="Calibri Light"/>
-          <w:b/>
-          <w:bCs/>
-          <w:lang w:bidi="ar-EG"/>
-        </w:rPr>
-      </w:pPr>
-      <w:r>
-        <w:rPr>
-          <w:rFonts w:ascii="Calibri Light" w:hAnsi="Calibri Light" w:cs="Calibri Light"/>
-          <w:b/>
-          <w:bCs/>
-          <w:lang w:bidi="ar-EG"/>
-        </w:rPr>
-        <w:t>From: Egypt Top Light Travel</w:t>
-      </w:r>
-    </w:p>
-    <w:p>
-      <w:pPr>
-        <w:bidi w:val="0"/>
-        <w:jc w:val="center"/>
-        <w:rPr>
-          <w:rFonts w:ascii="Calibri Light" w:hAnsi="Calibri Light" w:cs="Calibri Light"/>
-          <w:b/>
-          <w:bCs/>
-          <w:lang w:bidi="ar-EG"/>
-        </w:rPr>
-      </w:pPr>
-      <w:r>
-        <w:rPr>
-          <w:rFonts w:ascii="Calibri Light" w:hAnsi="Calibri Light" w:cs="Calibri Light"/>
-          <w:b/>
-          <w:bCs/>
-          <w:lang w:bidi="ar-EG"/>
-        </w:rPr>
-        <w:t>Date: {today}</w:t>
-      </w:r>
-    </w:p>
-    <w:p>
-      <w:pPr>
-        <w:bidi w:val="0"/>
-        <w:rPr>
-          <w:rFonts w:ascii="Calibri Light" w:hAnsi="Calibri Light" w:cs="Calibri Light"/>
-          <w:lang w:bidi="ar-EG"/>
-        </w:rPr>
-      </w:pPr>
-    </w:p>
-    <w:p>
-      <w:pPr>
-        <w:bidi w:val="0"/>
-        <w:rPr>
-          <w:rFonts w:ascii="Calibri Light" w:hAnsi="Calibri Light" w:cs="Calibri Light"/>
-          <w:lang w:val="en-GB"/>
-        </w:rPr>
-      </w:pPr>
-      <w:r>
-        <w:rPr>
-          <w:rFonts w:ascii="Calibri Light" w:hAnsi="Calibri Light" w:cs="Calibri Light"/>
           <w:lang w:val="en-GB"/>
         </w:rPr>
         <w:t>We Egypt Top Light Travel guarantee that our agent is fully responsible for all arrangements and expenses related to the {pax} Client (as per below name list) and below mentioned Details.  Including the visa arrangement upon arrival at airport through our representative, hotel accommodation, transportations guiding and meals.</w:t>
@@ -207,7 +208,25 @@
           <w:b/>
           <w:bCs/>
         </w:rPr>
-        <w:t>Arrival Date: {arr_date}</w:t>
+        <w:t>Arrival Date: {</w:t>
+      </w:r>
+      <w:proofErr w:type="spellStart"/>
+      <w:r>
+        <w:rPr>
+          <w:rFonts w:ascii="Calibri Light" w:hAnsi="Calibri Light" w:cs="Calibri Light"/>
+          <w:b/>
+          <w:bCs/>
+        </w:rPr>
+        <w:t>arr_date</w:t>
+      </w:r>
+      <w:proofErr w:type="spellEnd"/>
+      <w:r>
+        <w:rPr>
+          <w:rFonts w:ascii="Calibri Light" w:hAnsi="Calibri Light" w:cs="Calibri Light"/>
+          <w:b/>
+          <w:bCs/>
+        </w:rPr>
+        <w:t>}</w:t>
       </w:r>
       <w:r>
         <w:rPr>
@@ -286,7 +305,25 @@
           <w:b/>
           <w:bCs/>
         </w:rPr>
-        <w:t>Arrival Flight Time: {arr_time}</w:t>
+        <w:t>Arrival Flight Time: {</w:t>
+      </w:r>
+      <w:proofErr w:type="spellStart"/>
+      <w:r>
+        <w:rPr>
+          <w:rFonts w:ascii="Calibri Light" w:hAnsi="Calibri Light" w:cs="Calibri Light"/>
+          <w:b/>
+          <w:bCs/>
+        </w:rPr>
+        <w:t>arr_time</w:t>
+      </w:r>
+      <w:proofErr w:type="spellEnd"/>
+      <w:r>
+        <w:rPr>
+          <w:rFonts w:ascii="Calibri Light" w:hAnsi="Calibri Light" w:cs="Calibri Light"/>
+          <w:b/>
+          <w:bCs/>
+        </w:rPr>
+        <w:t>}</w:t>
       </w:r>
       <w:r>
         <w:rPr>
@@ -388,7 +425,15 @@
           </w:tcPr>
           <w:p>
             <w:r>
-              <w:t>{#guests}{num}</w:t>
+              <w:t>{#</w:t>
+            </w:r>
+            <w:proofErr w:type="gramStart"/>
+            <w:r>
+              <w:t>guests}{</w:t>
+            </w:r>
+            <w:proofErr w:type="gramEnd"/>
+            <w:r>
+              <w:t>num}</w:t>
             </w:r>
           </w:p>
         </w:tc>

--- a/public/templates/guarantee_letter_tpl.docx
+++ b/public/templates/guarantee_letter_tpl.docx
@@ -112,22 +112,158 @@
       <w:r>
         <w:rPr>
           <w:rFonts w:ascii="Calibri Light" w:hAnsi="Calibri Light" w:cs="Calibri Light"/>
+          <w:lang w:val="en-GB"/>
+        </w:rPr>
+        <w:t>We Egypt Top Light Travel guarantee that our agent is fully responsible for all arrangements and expenses related to the {pax} Client (as per below name list) and below mentioned Details.  Including the visa arrangement upon arrival at airport through our representative, hotel accommodation, transportations guiding and meals.</w:t>
+      </w:r>
+    </w:p>
+    <w:p>
+      <w:pPr>
+        <w:tabs>
+          <w:tab w:val="right" w:pos="8640"/>
+        </w:tabs>
+        <w:bidi w:val="0"/>
+        <w:ind w:right="1613"/>
+        <w:rPr>
+          <w:rFonts w:ascii="Calibri Light" w:hAnsi="Calibri Light" w:cs="Calibri Light"/>
+          <w:b/>
+          <w:bCs/>
+        </w:rPr>
+      </w:pPr>
+      <w:r>
+        <w:rPr>
+          <w:rFonts w:ascii="Calibri Light" w:hAnsi="Calibri Light" w:cs="Calibri Light"/>
+          <w:b/>
+          <w:bCs/>
+        </w:rPr>
+        <w:t>Arrival Date: {</w:t>
+      </w:r>
+      <w:proofErr w:type="spellStart"/>
+      <w:r>
+        <w:rPr>
+          <w:rFonts w:ascii="Calibri Light" w:hAnsi="Calibri Light" w:cs="Calibri Light"/>
+          <w:b/>
+          <w:bCs/>
+        </w:rPr>
+        <w:t>arr_date</w:t>
+      </w:r>
+      <w:proofErr w:type="spellEnd"/>
+      <w:r>
+        <w:rPr>
+          <w:rFonts w:ascii="Calibri Light" w:hAnsi="Calibri Light" w:cs="Calibri Light"/>
+          <w:b/>
+          <w:bCs/>
+        </w:rPr>
+        <w:t>}</w:t>
+      </w:r>
+      <w:r>
+        <w:rPr>
+          <w:rFonts w:ascii="Calibri Light" w:hAnsi="Calibri Light" w:cs="Calibri Light"/>
+          <w:b/>
+          <w:bCs/>
+        </w:rPr>
+        <w:tab/>
+        <w:t>Departure Date: {</w:t>
+      </w:r>
+      <w:proofErr w:type="spellStart"/>
+      <w:r>
+        <w:rPr>
+          <w:rFonts w:ascii="Calibri Light" w:hAnsi="Calibri Light" w:cs="Calibri Light"/>
+          <w:b/>
+          <w:bCs/>
+        </w:rPr>
+        <w:t>dep_date</w:t>
+      </w:r>
+      <w:proofErr w:type="spellEnd"/>
+      <w:r>
+        <w:rPr>
+          <w:rFonts w:ascii="Calibri Light" w:hAnsi="Calibri Light" w:cs="Calibri Light"/>
+          <w:b/>
+          <w:bCs/>
+        </w:rPr>
+        <w:t>}</w:t>
+      </w:r>
+    </w:p>
+    <w:p>
+      <w:pPr>
+        <w:tabs>
+          <w:tab w:val="right" w:pos="8640"/>
+        </w:tabs>
+        <w:bidi w:val="0"/>
+        <w:ind w:right="1613"/>
+        <w:rPr>
+          <w:rFonts w:ascii="Calibri Light" w:hAnsi="Calibri Light" w:cs="Calibri Light"/>
+          <w:b/>
+          <w:bCs/>
+        </w:rPr>
+      </w:pPr>
+      <w:r>
+        <w:rPr>
+          <w:rFonts w:ascii="Calibri Light" w:hAnsi="Calibri Light" w:cs="Calibri Light"/>
+          <w:b/>
+          <w:bCs/>
+        </w:rPr>
+        <w:t>Arrival Flight Number: {</w:t>
+      </w:r>
+      <w:proofErr w:type="spellStart"/>
+      <w:r>
+        <w:rPr>
+          <w:rFonts w:ascii="Calibri Light" w:hAnsi="Calibri Light" w:cs="Calibri Light"/>
+          <w:b/>
+          <w:bCs/>
+        </w:rPr>
+        <w:t>arr_flight</w:t>
+      </w:r>
+      <w:proofErr w:type="spellEnd"/>
+      <w:r>
+        <w:rPr>
+          <w:rFonts w:ascii="Calibri Light" w:hAnsi="Calibri Light" w:cs="Calibri Light"/>
+          <w:b/>
+          <w:bCs/>
+        </w:rPr>
+        <w:t>}</w:t>
+      </w:r>
+      <w:r>
+        <w:rPr>
+          <w:rFonts w:ascii="Calibri Light" w:hAnsi="Calibri Light" w:cs="Calibri Light"/>
+          <w:b/>
+          <w:bCs/>
+        </w:rPr>
+        <w:tab/>
+        <w:t>Departure Flight Number: {dep_flight}</w:t>
+      </w:r>
+    </w:p>
+    <w:p>
+      <w:pPr>
+        <w:tabs>
+          <w:tab w:val="right" w:pos="8640"/>
+        </w:tabs>
+        <w:bidi w:val="0"/>
+        <w:ind w:right="1613"/>
+        <w:rPr>
+          <w:rFonts w:ascii="Calibri Light" w:hAnsi="Calibri Light" w:cs="Calibri Light"/>
+          <w:lang w:val="en-GB"/>
+        </w:rPr>
+      </w:pPr>
+      <w:r>
+        <w:rPr>
+          <w:rFonts w:ascii="Calibri Light" w:hAnsi="Calibri Light" w:cs="Calibri Light"/>
           <w:b/>
           <w:bCs/>
           <w:noProof/>
           <w:color w:val="000000"/>
         </w:rPr>
         <w:drawing>
-          <wp:anchor distT="0" distB="0" distL="114300" distR="114300" simplePos="0" relativeHeight="251657728" behindDoc="1" locked="0" layoutInCell="1" allowOverlap="1" wp14:anchorId="08A26F85" wp14:editId="50A0549F">
+          <wp:anchor distT="0" distB="0" distL="114300" distR="114300" simplePos="0" relativeHeight="251657728" behindDoc="1" locked="0" layoutInCell="1" allowOverlap="1" wp14:anchorId="08A26F85" wp14:editId="7CA27B4D">
             <wp:simplePos x="0" y="0"/>
             <wp:positionH relativeFrom="page">
-              <wp:posOffset>2080260</wp:posOffset>
+              <wp:posOffset>579120</wp:posOffset>
             </wp:positionH>
             <wp:positionV relativeFrom="paragraph">
-              <wp:posOffset>248285</wp:posOffset>
+              <wp:posOffset>404495</wp:posOffset>
             </wp:positionV>
-            <wp:extent cx="2353060" cy="1070610"/>
-            <wp:effectExtent l="0" t="0" r="9525" b="0"/>
+            <wp:extent cx="3357540" cy="1527635"/>
+            <wp:effectExtent l="0" t="0" r="0" b="0"/>
             <wp:wrapNone/>
             <wp:docPr id="11" name="Picture 1"/>
             <wp:cNvGraphicFramePr>
@@ -159,7 +295,7 @@
                   <pic:spPr bwMode="auto">
                     <a:xfrm>
                       <a:off x="0" y="0"/>
-                      <a:ext cx="2353060" cy="1070610"/>
+                      <a:ext cx="3373917" cy="1535086"/>
                     </a:xfrm>
                     <a:prstGeom prst="rect">
                       <a:avLst/>
@@ -181,124 +317,6 @@
           </wp:anchor>
         </w:drawing>
       </w:r>
-      <w:r>
-        <w:rPr>
-          <w:rFonts w:ascii="Calibri Light" w:hAnsi="Calibri Light" w:cs="Calibri Light"/>
-          <w:lang w:val="en-GB"/>
-        </w:rPr>
-        <w:t>We Egypt Top Light Travel guarantee that our agent is fully responsible for all arrangements and expenses related to the {pax} Client (as per below name list) and below mentioned Details.  Including the visa arrangement upon arrival at airport through our representative, hotel accommodation, transportations guiding and meals.</w:t>
-      </w:r>
-    </w:p>
-    <w:p>
-      <w:pPr>
-        <w:tabs>
-          <w:tab w:val="right" w:pos="8640"/>
-        </w:tabs>
-        <w:bidi w:val="0"/>
-        <w:ind w:right="1613"/>
-        <w:rPr>
-          <w:rFonts w:ascii="Calibri Light" w:hAnsi="Calibri Light" w:cs="Calibri Light"/>
-          <w:b/>
-          <w:bCs/>
-        </w:rPr>
-      </w:pPr>
-      <w:r>
-        <w:rPr>
-          <w:rFonts w:ascii="Calibri Light" w:hAnsi="Calibri Light" w:cs="Calibri Light"/>
-          <w:b/>
-          <w:bCs/>
-        </w:rPr>
-        <w:t>Arrival Date: {</w:t>
-      </w:r>
-      <w:proofErr w:type="spellStart"/>
-      <w:r>
-        <w:rPr>
-          <w:rFonts w:ascii="Calibri Light" w:hAnsi="Calibri Light" w:cs="Calibri Light"/>
-          <w:b/>
-          <w:bCs/>
-        </w:rPr>
-        <w:t>arr_date</w:t>
-      </w:r>
-      <w:proofErr w:type="spellEnd"/>
-      <w:r>
-        <w:rPr>
-          <w:rFonts w:ascii="Calibri Light" w:hAnsi="Calibri Light" w:cs="Calibri Light"/>
-          <w:b/>
-          <w:bCs/>
-        </w:rPr>
-        <w:t>}</w:t>
-      </w:r>
-      <w:r>
-        <w:rPr>
-          <w:rFonts w:ascii="Calibri Light" w:hAnsi="Calibri Light" w:cs="Calibri Light"/>
-          <w:b/>
-          <w:bCs/>
-        </w:rPr>
-        <w:tab/>
-        <w:t>Departure Date: {dep_date}</w:t>
-      </w:r>
-    </w:p>
-    <w:p>
-      <w:pPr>
-        <w:tabs>
-          <w:tab w:val="right" w:pos="8640"/>
-        </w:tabs>
-        <w:bidi w:val="0"/>
-        <w:ind w:right="1613"/>
-        <w:rPr>
-          <w:rFonts w:ascii="Calibri Light" w:hAnsi="Calibri Light" w:cs="Calibri Light"/>
-          <w:b/>
-          <w:bCs/>
-        </w:rPr>
-      </w:pPr>
-      <w:r>
-        <w:rPr>
-          <w:rFonts w:ascii="Calibri Light" w:hAnsi="Calibri Light" w:cs="Calibri Light"/>
-          <w:b/>
-          <w:bCs/>
-        </w:rPr>
-        <w:t>Arrival Flight Number: {</w:t>
-      </w:r>
-      <w:proofErr w:type="spellStart"/>
-      <w:r>
-        <w:rPr>
-          <w:rFonts w:ascii="Calibri Light" w:hAnsi="Calibri Light" w:cs="Calibri Light"/>
-          <w:b/>
-          <w:bCs/>
-        </w:rPr>
-        <w:t>arr_flight</w:t>
-      </w:r>
-      <w:proofErr w:type="spellEnd"/>
-      <w:r>
-        <w:rPr>
-          <w:rFonts w:ascii="Calibri Light" w:hAnsi="Calibri Light" w:cs="Calibri Light"/>
-          <w:b/>
-          <w:bCs/>
-        </w:rPr>
-        <w:t>}</w:t>
-      </w:r>
-      <w:r>
-        <w:rPr>
-          <w:rFonts w:ascii="Calibri Light" w:hAnsi="Calibri Light" w:cs="Calibri Light"/>
-          <w:b/>
-          <w:bCs/>
-        </w:rPr>
-        <w:tab/>
-        <w:t>Departure Flight Number: {dep_flight}</w:t>
-      </w:r>
-    </w:p>
-    <w:p>
-      <w:pPr>
-        <w:tabs>
-          <w:tab w:val="right" w:pos="8640"/>
-        </w:tabs>
-        <w:bidi w:val="0"/>
-        <w:ind w:right="1613"/>
-        <w:rPr>
-          <w:rFonts w:ascii="Calibri Light" w:hAnsi="Calibri Light" w:cs="Calibri Light"/>
-          <w:lang w:val="en-GB"/>
-        </w:rPr>
-      </w:pPr>
       <w:r>
         <w:rPr>
           <w:rFonts w:ascii="Calibri Light" w:hAnsi="Calibri Light" w:cs="Calibri Light"/>
